--- a/briefings/线口监测午报-2026-10-20.docx
+++ b/briefings/线口监测午报-2026-10-20.docx
@@ -22,7 +22,7 @@
           <w:color w:val="888888"/>
           <w:sz w:val="18"/>
         </w:rPr>
-        <w:t>监测窗口:近48小时 | 生成时间:2026-10-20 12:55</w:t>
+        <w:t>监测窗口:近48小时 | 生成时间:2026-10-20 14:03</w:t>
       </w:r>
     </w:p>
     <w:p>
@@ -70,6 +70,57 @@
           <w:color w:val="888888"/>
           <w:sz w:val="24"/>
         </w:rPr>
+        <w:t>漫步者 Comfo Clip Ultra 耳夹式蓝牙耳机发售：支持心率检测、内置 AI 教练，国补后 899 元</w:t>
+      </w:r>
+    </w:p>
+    <w:p>
+      <w:r>
+        <w:rPr>
+          <w:rFonts w:ascii="Times New Roman" w:hAnsi="Times New Roman" w:eastAsia="宋体"/>
+          <w:color w:val="888888"/>
+          <w:sz w:val="18"/>
+        </w:rPr>
+        <w:t>来源:IT之家 | 时间:10-20 13:52</w:t>
+      </w:r>
+    </w:p>
+    <w:p>
+      <w:r>
+        <w:rPr>
+          <w:rFonts w:ascii="Times New Roman" w:hAnsi="Times New Roman" w:eastAsia="宋体"/>
+          <w:sz w:val="18"/>
+        </w:rPr>
+        <w:t>链接:</w:t>
+      </w:r>
+      <w:hyperlink r:id="rId9">
+        <w:r>
+          <w:rPr>
+            <w:color w:val="0563C1"/>
+            <w:u w:val="single"/>
+          </w:rPr>
+          <w:t>漫步者 Comfo Clip Ultra 耳夹式蓝牙耳机发售：支持心率检测、内置 AI 教练，国补后 899 元</w:t>
+        </w:r>
+      </w:hyperlink>
+    </w:p>
+    <w:p>
+      <w:pPr>
+        <w:pStyle w:val="Heading3"/>
+      </w:pPr>
+      <w:r>
+        <w:rPr>
+          <w:rFonts w:ascii="Times New Roman" w:hAnsi="Times New Roman" w:eastAsia="黑体"/>
+          <w:b w:val="0"/>
+          <w:color w:val="888888"/>
+          <w:sz w:val="24"/>
+        </w:rPr>
+        <w:t>【C级·参考】</w:t>
+      </w:r>
+      <w:r>
+        <w:rPr>
+          <w:rFonts w:ascii="Times New Roman" w:hAnsi="Times New Roman" w:eastAsia="黑体"/>
+          <w:b w:val="0"/>
+          <w:color w:val="888888"/>
+          <w:sz w:val="24"/>
+        </w:rPr>
         <w:t>粉丝用 AI 基于虚幻引擎 5.8 重制《恶霸鲁尼》，Mac 上 1080P 能跑 45 帧</w:t>
       </w:r>
     </w:p>
@@ -91,7 +142,7 @@
         </w:rPr>
         <w:t>链接:</w:t>
       </w:r>
-      <w:hyperlink r:id="rId9">
+      <w:hyperlink r:id="rId10">
         <w:r>
           <w:rPr>
             <w:color w:val="0563C1"/>
@@ -142,7 +193,7 @@
         </w:rPr>
         <w:t>链接:</w:t>
       </w:r>
-      <w:hyperlink r:id="rId10">
+      <w:hyperlink r:id="rId11">
         <w:r>
           <w:rPr>
             <w:color w:val="0563C1"/>
@@ -193,7 +244,7 @@
         </w:rPr>
         <w:t>链接:</w:t>
       </w:r>
-      <w:hyperlink r:id="rId11">
+      <w:hyperlink r:id="rId12">
         <w:r>
           <w:rPr>
             <w:color w:val="0563C1"/>
@@ -244,7 +295,7 @@
         </w:rPr>
         <w:t>链接:</w:t>
       </w:r>
-      <w:hyperlink r:id="rId12">
+      <w:hyperlink r:id="rId13">
         <w:r>
           <w:rPr>
             <w:color w:val="0563C1"/>
@@ -295,7 +346,7 @@
         </w:rPr>
         <w:t>链接:</w:t>
       </w:r>
-      <w:hyperlink r:id="rId13">
+      <w:hyperlink r:id="rId14">
         <w:r>
           <w:rPr>
             <w:color w:val="0563C1"/>
@@ -346,7 +397,7 @@
         </w:rPr>
         <w:t>链接:</w:t>
       </w:r>
-      <w:hyperlink r:id="rId14">
+      <w:hyperlink r:id="rId15">
         <w:r>
           <w:rPr>
             <w:color w:val="0563C1"/>
@@ -397,7 +448,7 @@
         </w:rPr>
         <w:t>链接:</w:t>
       </w:r>
-      <w:hyperlink r:id="rId15">
+      <w:hyperlink r:id="rId16">
         <w:r>
           <w:rPr>
             <w:color w:val="0563C1"/>
@@ -448,7 +499,7 @@
         </w:rPr>
         <w:t>链接:</w:t>
       </w:r>
-      <w:hyperlink r:id="rId16">
+      <w:hyperlink r:id="rId17">
         <w:r>
           <w:rPr>
             <w:color w:val="0563C1"/>
@@ -499,7 +550,7 @@
         </w:rPr>
         <w:t>链接:</w:t>
       </w:r>
-      <w:hyperlink r:id="rId17">
+      <w:hyperlink r:id="rId18">
         <w:r>
           <w:rPr>
             <w:color w:val="0563C1"/>
@@ -550,64 +601,13 @@
         </w:rPr>
         <w:t>链接:</w:t>
       </w:r>
-      <w:hyperlink r:id="rId18">
+      <w:hyperlink r:id="rId19">
         <w:r>
           <w:rPr>
             <w:color w:val="0563C1"/>
             <w:u w:val="single"/>
           </w:rPr>
           <w:t>英伟达黄仁勋：AI 发展不能急刹车，但必须装“安全带”</w:t>
-        </w:r>
-      </w:hyperlink>
-    </w:p>
-    <w:p>
-      <w:pPr>
-        <w:pStyle w:val="Heading3"/>
-      </w:pPr>
-      <w:r>
-        <w:rPr>
-          <w:rFonts w:ascii="Times New Roman" w:hAnsi="Times New Roman" w:eastAsia="黑体"/>
-          <w:b w:val="0"/>
-          <w:color w:val="888888"/>
-          <w:sz w:val="24"/>
-        </w:rPr>
-        <w:t>【C级·参考】</w:t>
-      </w:r>
-      <w:r>
-        <w:rPr>
-          <w:rFonts w:ascii="Times New Roman" w:hAnsi="Times New Roman" w:eastAsia="黑体"/>
-          <w:b w:val="0"/>
-          <w:color w:val="888888"/>
-          <w:sz w:val="24"/>
-        </w:rPr>
-        <w:t>AI 降低克隆游戏门槛，独立开发者开始谨慎公开创作内容</w:t>
-      </w:r>
-    </w:p>
-    <w:p>
-      <w:r>
-        <w:rPr>
-          <w:rFonts w:ascii="Times New Roman" w:hAnsi="Times New Roman" w:eastAsia="宋体"/>
-          <w:color w:val="888888"/>
-          <w:sz w:val="18"/>
-        </w:rPr>
-        <w:t>来源:IT之家 | 时间:10-20 09:55</w:t>
-      </w:r>
-    </w:p>
-    <w:p>
-      <w:r>
-        <w:rPr>
-          <w:rFonts w:ascii="Times New Roman" w:hAnsi="Times New Roman" w:eastAsia="宋体"/>
-          <w:sz w:val="18"/>
-        </w:rPr>
-        <w:t>链接:</w:t>
-      </w:r>
-      <w:hyperlink r:id="rId19">
-        <w:r>
-          <w:rPr>
-            <w:color w:val="0563C1"/>
-            <w:u w:val="single"/>
-          </w:rPr>
-          <w:t>AI 降低克隆游戏门槛，独立开发者开始谨慎公开创作内容</w:t>
         </w:r>
       </w:hyperlink>
     </w:p>
@@ -682,7 +682,7 @@
           <w:color w:val="888888"/>
           <w:sz w:val="24"/>
         </w:rPr>
-        <w:t>联想 ThinkBook X AI 2027 轻薄商务本发售，到手价 7,999 元起</w:t>
+        <w:t>集人形机器人+AI眼镜+储能于一身，300115底部涨停！AI眼镜潜在市场巨大，多只概念股“超跌”</w:t>
       </w:r>
     </w:p>
     <w:p>
@@ -692,7 +692,7 @@
           <w:color w:val="888888"/>
           <w:sz w:val="18"/>
         </w:rPr>
-        <w:t>来源:IT之家 | 时间:10-20 09:44</w:t>
+        <w:t>来源:Bing新闻 | 时间:10-20 01:00</w:t>
       </w:r>
     </w:p>
     <w:p>
@@ -709,58 +709,7 @@
             <w:color w:val="0563C1"/>
             <w:u w:val="single"/>
           </w:rPr>
-          <w:t>联想 ThinkBook X AI 2027 轻薄商务本发售，到手价 7,999 元起</w:t>
-        </w:r>
-      </w:hyperlink>
-    </w:p>
-    <w:p>
-      <w:pPr>
-        <w:pStyle w:val="Heading3"/>
-      </w:pPr>
-      <w:r>
-        <w:rPr>
-          <w:rFonts w:ascii="Times New Roman" w:hAnsi="Times New Roman" w:eastAsia="黑体"/>
-          <w:b w:val="0"/>
-          <w:color w:val="888888"/>
-          <w:sz w:val="24"/>
-        </w:rPr>
-        <w:t>【C级·参考】</w:t>
-      </w:r>
-      <w:r>
-        <w:rPr>
-          <w:rFonts w:ascii="Times New Roman" w:hAnsi="Times New Roman" w:eastAsia="黑体"/>
-          <w:b w:val="0"/>
-          <w:color w:val="888888"/>
-          <w:sz w:val="24"/>
-        </w:rPr>
-        <w:t>AI 按钮回归：微软修复 Win10/Win11 经典版 Outlook 的 Copilot 入口消失问题</w:t>
-      </w:r>
-    </w:p>
-    <w:p>
-      <w:r>
-        <w:rPr>
-          <w:rFonts w:ascii="Times New Roman" w:hAnsi="Times New Roman" w:eastAsia="宋体"/>
-          <w:color w:val="888888"/>
-          <w:sz w:val="18"/>
-        </w:rPr>
-        <w:t>来源:IT之家 | 时间:10-20 09:41</w:t>
-      </w:r>
-    </w:p>
-    <w:p>
-      <w:r>
-        <w:rPr>
-          <w:rFonts w:ascii="Times New Roman" w:hAnsi="Times New Roman" w:eastAsia="宋体"/>
-          <w:sz w:val="18"/>
-        </w:rPr>
-        <w:t>链接:</w:t>
-      </w:r>
-      <w:hyperlink r:id="rId22">
-        <w:r>
-          <w:rPr>
-            <w:color w:val="0563C1"/>
-            <w:u w:val="single"/>
-          </w:rPr>
-          <w:t>AI 按钮回归：微软修复 Win10/Win11 经典版 Outlook 的 Copilot 入口消失问题</w:t>
+          <w:t>集人形机器人+AI眼镜+储能于一身，300115底部涨停！AI眼镜潜在市场巨大，多只概念股“超跌”</w:t>
         </w:r>
       </w:hyperlink>
     </w:p>
@@ -805,13 +754,64 @@
         </w:rPr>
         <w:t>链接:</w:t>
       </w:r>
+      <w:hyperlink r:id="rId22">
+        <w:r>
+          <w:rPr>
+            <w:color w:val="0563C1"/>
+            <w:u w:val="single"/>
+          </w:rPr>
+          <w:t>Ukraine claims first drone evacuation of wounded soldier</w:t>
+        </w:r>
+      </w:hyperlink>
+    </w:p>
+    <w:p>
+      <w:pPr>
+        <w:pStyle w:val="Heading3"/>
+      </w:pPr>
+      <w:r>
+        <w:rPr>
+          <w:rFonts w:ascii="Times New Roman" w:hAnsi="Times New Roman" w:eastAsia="黑体"/>
+          <w:b w:val="0"/>
+          <w:color w:val="888888"/>
+          <w:sz w:val="24"/>
+        </w:rPr>
+        <w:t>【C级·参考】</w:t>
+      </w:r>
+      <w:r>
+        <w:rPr>
+          <w:rFonts w:ascii="Times New Roman" w:hAnsi="Times New Roman" w:eastAsia="黑体"/>
+          <w:b w:val="0"/>
+          <w:color w:val="888888"/>
+          <w:sz w:val="24"/>
+        </w:rPr>
+        <w:t>广交会的开箱时刻：AI眼镜成刚需，机器人给人类开“外挂”</w:t>
+      </w:r>
+    </w:p>
+    <w:p>
+      <w:r>
+        <w:rPr>
+          <w:rFonts w:ascii="Times New Roman" w:hAnsi="Times New Roman" w:eastAsia="宋体"/>
+          <w:color w:val="888888"/>
+          <w:sz w:val="18"/>
+        </w:rPr>
+        <w:t>来源:Bing新闻 | 时间:10-19 19:39</w:t>
+      </w:r>
+    </w:p>
+    <w:p>
+      <w:r>
+        <w:rPr>
+          <w:rFonts w:ascii="Times New Roman" w:hAnsi="Times New Roman" w:eastAsia="宋体"/>
+          <w:sz w:val="18"/>
+        </w:rPr>
+        <w:t>链接:</w:t>
+      </w:r>
       <w:hyperlink r:id="rId23">
         <w:r>
           <w:rPr>
             <w:color w:val="0563C1"/>
             <w:u w:val="single"/>
           </w:rPr>
-          <w:t>Ukraine claims first drone evacuation of wounded soldier</w:t>
+          <w:t>广交会的开箱时刻：AI眼镜成刚需，机器人给人类开“外挂”</w:t>
         </w:r>
       </w:hyperlink>
     </w:p>
@@ -886,6 +886,57 @@
           <w:color w:val="888888"/>
           <w:sz w:val="24"/>
         </w:rPr>
+        <w:t>大厂争霸AI办公：个人Agent和AI硬件哪个才是答案？</w:t>
+      </w:r>
+    </w:p>
+    <w:p>
+      <w:r>
+        <w:rPr>
+          <w:rFonts w:ascii="Times New Roman" w:hAnsi="Times New Roman" w:eastAsia="宋体"/>
+          <w:color w:val="888888"/>
+          <w:sz w:val="18"/>
+        </w:rPr>
+        <w:t>来源:Bing新闻 | 时间:10-19 15:55</w:t>
+      </w:r>
+    </w:p>
+    <w:p>
+      <w:r>
+        <w:rPr>
+          <w:rFonts w:ascii="Times New Roman" w:hAnsi="Times New Roman" w:eastAsia="宋体"/>
+          <w:sz w:val="18"/>
+        </w:rPr>
+        <w:t>链接:</w:t>
+      </w:r>
+      <w:hyperlink r:id="rId25">
+        <w:r>
+          <w:rPr>
+            <w:color w:val="0563C1"/>
+            <w:u w:val="single"/>
+          </w:rPr>
+          <w:t>大厂争霸AI办公：个人Agent和AI硬件哪个才是答案？</w:t>
+        </w:r>
+      </w:hyperlink>
+    </w:p>
+    <w:p>
+      <w:pPr>
+        <w:pStyle w:val="Heading3"/>
+      </w:pPr>
+      <w:r>
+        <w:rPr>
+          <w:rFonts w:ascii="Times New Roman" w:hAnsi="Times New Roman" w:eastAsia="黑体"/>
+          <w:b w:val="0"/>
+          <w:color w:val="888888"/>
+          <w:sz w:val="24"/>
+        </w:rPr>
+        <w:t>【C级·参考】</w:t>
+      </w:r>
+      <w:r>
+        <w:rPr>
+          <w:rFonts w:ascii="Times New Roman" w:hAnsi="Times New Roman" w:eastAsia="黑体"/>
+          <w:b w:val="0"/>
+          <w:color w:val="888888"/>
+          <w:sz w:val="24"/>
+        </w:rPr>
         <w:t>游戏厂商抓狂：软件被AI干免费后，”AI光速反编译”大量3A老游戏了！</w:t>
       </w:r>
     </w:p>
@@ -907,7 +958,7 @@
         </w:rPr>
         <w:t>链接:</w:t>
       </w:r>
-      <w:hyperlink r:id="rId25">
+      <w:hyperlink r:id="rId26">
         <w:r>
           <w:rPr>
             <w:color w:val="0563C1"/>
@@ -928,6 +979,57 @@
         </w:rPr>
         <w:t>机器人/AI硬件</w:t>
       </w:r>
+    </w:p>
+    <w:p>
+      <w:pPr>
+        <w:pStyle w:val="Heading3"/>
+      </w:pPr>
+      <w:r>
+        <w:rPr>
+          <w:rFonts w:ascii="Times New Roman" w:hAnsi="Times New Roman" w:eastAsia="黑体"/>
+          <w:b w:val="0"/>
+          <w:color w:val="888888"/>
+          <w:sz w:val="24"/>
+        </w:rPr>
+        <w:t>【C级·参考】</w:t>
+      </w:r>
+      <w:r>
+        <w:rPr>
+          <w:rFonts w:ascii="Times New Roman" w:hAnsi="Times New Roman" w:eastAsia="黑体"/>
+          <w:b w:val="0"/>
+          <w:color w:val="888888"/>
+          <w:sz w:val="24"/>
+        </w:rPr>
+        <w:t>萨维、赵家驹和闪电机器人首次同框赛跑</w:t>
+      </w:r>
+    </w:p>
+    <w:p>
+      <w:r>
+        <w:rPr>
+          <w:rFonts w:ascii="Times New Roman" w:hAnsi="Times New Roman" w:eastAsia="宋体"/>
+          <w:color w:val="888888"/>
+          <w:sz w:val="18"/>
+        </w:rPr>
+        <w:t>来源:IT之家 | 时间:10-20 13:54</w:t>
+      </w:r>
+    </w:p>
+    <w:p>
+      <w:r>
+        <w:rPr>
+          <w:rFonts w:ascii="Times New Roman" w:hAnsi="Times New Roman" w:eastAsia="宋体"/>
+          <w:sz w:val="18"/>
+        </w:rPr>
+        <w:t>链接:</w:t>
+      </w:r>
+      <w:hyperlink r:id="rId27">
+        <w:r>
+          <w:rPr>
+            <w:color w:val="0563C1"/>
+            <w:u w:val="single"/>
+          </w:rPr>
+          <w:t>萨维、赵家驹和闪电机器人首次同框赛跑</w:t>
+        </w:r>
+      </w:hyperlink>
     </w:p>
     <w:p>
       <w:pPr>
@@ -970,7 +1072,7 @@
         </w:rPr>
         <w:t>链接:</w:t>
       </w:r>
-      <w:hyperlink r:id="rId26">
+      <w:hyperlink r:id="rId28">
         <w:r>
           <w:rPr>
             <w:color w:val="0563C1"/>
@@ -1021,64 +1123,13 @@
         </w:rPr>
         <w:t>链接:</w:t>
       </w:r>
-      <w:hyperlink r:id="rId27">
+      <w:hyperlink r:id="rId29">
         <w:r>
           <w:rPr>
             <w:color w:val="0563C1"/>
             <w:u w:val="single"/>
           </w:rPr>
           <w:t>小米米家扫拖机器人 7 Max 开售：50℃ 热水喷淋定点拖地，首销到手价 4999 元起</w:t>
-        </w:r>
-      </w:hyperlink>
-    </w:p>
-    <w:p>
-      <w:pPr>
-        <w:pStyle w:val="Heading3"/>
-      </w:pPr>
-      <w:r>
-        <w:rPr>
-          <w:rFonts w:ascii="Times New Roman" w:hAnsi="Times New Roman" w:eastAsia="黑体"/>
-          <w:b w:val="0"/>
-          <w:color w:val="888888"/>
-          <w:sz w:val="24"/>
-        </w:rPr>
-        <w:t>【C级·参考】</w:t>
-      </w:r>
-      <w:r>
-        <w:rPr>
-          <w:rFonts w:ascii="Times New Roman" w:hAnsi="Times New Roman" w:eastAsia="黑体"/>
-          <w:b w:val="0"/>
-          <w:color w:val="888888"/>
-          <w:sz w:val="24"/>
-        </w:rPr>
-        <w:t>英特尔向 FCC 申请禁令豁免：美国芯片工厂离不开外国 AGV 机器人</w:t>
-      </w:r>
-    </w:p>
-    <w:p>
-      <w:r>
-        <w:rPr>
-          <w:rFonts w:ascii="Times New Roman" w:hAnsi="Times New Roman" w:eastAsia="宋体"/>
-          <w:color w:val="888888"/>
-          <w:sz w:val="18"/>
-        </w:rPr>
-        <w:t>来源:IT之家 | 时间:10-20 09:24</w:t>
-      </w:r>
-    </w:p>
-    <w:p>
-      <w:r>
-        <w:rPr>
-          <w:rFonts w:ascii="Times New Roman" w:hAnsi="Times New Roman" w:eastAsia="宋体"/>
-          <w:sz w:val="18"/>
-        </w:rPr>
-        <w:t>链接:</w:t>
-      </w:r>
-      <w:hyperlink r:id="rId28">
-        <w:r>
-          <w:rPr>
-            <w:color w:val="0563C1"/>
-            <w:u w:val="single"/>
-          </w:rPr>
-          <w:t>英特尔向 FCC 申请禁令豁免：美国芯片工厂离不开外国 AGV 机器人</w:t>
         </w:r>
       </w:hyperlink>
     </w:p>
@@ -1135,7 +1186,7 @@
         </w:rPr>
         <w:t>链接:</w:t>
       </w:r>
-      <w:hyperlink r:id="rId29">
+      <w:hyperlink r:id="rId30">
         <w:r>
           <w:rPr>
             <w:color w:val="0563C1"/>
@@ -1186,7 +1237,7 @@
         </w:rPr>
         <w:t>链接:</w:t>
       </w:r>
-      <w:hyperlink r:id="rId30">
+      <w:hyperlink r:id="rId31">
         <w:r>
           <w:rPr>
             <w:color w:val="0563C1"/>
@@ -1237,7 +1288,7 @@
         </w:rPr>
         <w:t>链接:</w:t>
       </w:r>
-      <w:hyperlink r:id="rId31">
+      <w:hyperlink r:id="rId32">
         <w:r>
           <w:rPr>
             <w:color w:val="0563C1"/>
@@ -1317,7 +1368,7 @@
         </w:rPr>
         <w:t>链接:</w:t>
       </w:r>
-      <w:hyperlink r:id="rId32">
+      <w:hyperlink r:id="rId33">
         <w:r>
           <w:rPr>
             <w:color w:val="0563C1"/>
@@ -1368,7 +1419,7 @@
         </w:rPr>
         <w:t>链接:</w:t>
       </w:r>
-      <w:hyperlink r:id="rId33">
+      <w:hyperlink r:id="rId34">
         <w:r>
           <w:rPr>
             <w:color w:val="0563C1"/>
@@ -1419,13 +1470,64 @@
         </w:rPr>
         <w:t>链接:</w:t>
       </w:r>
-      <w:hyperlink r:id="rId34">
+      <w:hyperlink r:id="rId35">
         <w:r>
           <w:rPr>
             <w:color w:val="0563C1"/>
             <w:u w:val="single"/>
           </w:rPr>
           <w:t>游戏业明星制作人时代落幕！姐夫破防：”离开暴雪，邮件都没人回”</w:t>
+        </w:r>
+      </w:hyperlink>
+    </w:p>
+    <w:p>
+      <w:pPr>
+        <w:pStyle w:val="Heading3"/>
+      </w:pPr>
+      <w:r>
+        <w:rPr>
+          <w:rFonts w:ascii="Times New Roman" w:hAnsi="Times New Roman" w:eastAsia="黑体"/>
+          <w:b w:val="0"/>
+          <w:color w:val="888888"/>
+          <w:sz w:val="24"/>
+        </w:rPr>
+        <w:t>【C级·参考】</w:t>
+      </w:r>
+      <w:r>
+        <w:rPr>
+          <w:rFonts w:ascii="Times New Roman" w:hAnsi="Times New Roman" w:eastAsia="黑体"/>
+          <w:b w:val="0"/>
+          <w:color w:val="888888"/>
+          <w:sz w:val="24"/>
+        </w:rPr>
+        <w:t>不止于游戏上线：从 Funtap Games 看越南本土发行商的角色转变</w:t>
+      </w:r>
+    </w:p>
+    <w:p>
+      <w:r>
+        <w:rPr>
+          <w:rFonts w:ascii="Times New Roman" w:hAnsi="Times New Roman" w:eastAsia="宋体"/>
+          <w:color w:val="888888"/>
+          <w:sz w:val="18"/>
+        </w:rPr>
+        <w:t>来源:GameLook | 时间:10-20 09:00</w:t>
+      </w:r>
+    </w:p>
+    <w:p>
+      <w:r>
+        <w:rPr>
+          <w:rFonts w:ascii="Times New Roman" w:hAnsi="Times New Roman" w:eastAsia="宋体"/>
+          <w:sz w:val="18"/>
+        </w:rPr>
+        <w:t>链接:</w:t>
+      </w:r>
+      <w:hyperlink r:id="rId36">
+        <w:r>
+          <w:rPr>
+            <w:color w:val="0563C1"/>
+            <w:u w:val="single"/>
+          </w:rPr>
+          <w:t>不止于游戏上线：从 Funtap Games 看越南本土发行商的角色转变</w:t>
         </w:r>
       </w:hyperlink>
     </w:p>
@@ -1470,7 +1572,7 @@
         </w:rPr>
         <w:t>链接:</w:t>
       </w:r>
-      <w:hyperlink r:id="rId35">
+      <w:hyperlink r:id="rId37">
         <w:r>
           <w:rPr>
             <w:color w:val="0563C1"/>
@@ -1521,115 +1623,13 @@
         </w:rPr>
         <w:t>链接:</w:t>
       </w:r>
-      <w:hyperlink r:id="rId36">
+      <w:hyperlink r:id="rId38">
         <w:r>
           <w:rPr>
             <w:color w:val="0563C1"/>
             <w:u w:val="single"/>
           </w:rPr>
           <w:t>马斯克新超跑“腾空飞行”，玩家：“我玩过的离谱游戏居然成真了”？</w:t>
-        </w:r>
-      </w:hyperlink>
-    </w:p>
-    <w:p>
-      <w:pPr>
-        <w:pStyle w:val="Heading3"/>
-      </w:pPr>
-      <w:r>
-        <w:rPr>
-          <w:rFonts w:ascii="Times New Roman" w:hAnsi="Times New Roman" w:eastAsia="黑体"/>
-          <w:b w:val="0"/>
-          <w:color w:val="888888"/>
-          <w:sz w:val="24"/>
-        </w:rPr>
-        <w:t>【C级·参考】</w:t>
-      </w:r>
-      <w:r>
-        <w:rPr>
-          <w:rFonts w:ascii="Times New Roman" w:hAnsi="Times New Roman" w:eastAsia="黑体"/>
-          <w:b w:val="0"/>
-          <w:color w:val="888888"/>
-          <w:sz w:val="24"/>
-        </w:rPr>
-        <w:t>“欧盟最强游戏防沉迷要来”？《儿童法案》草案公示，全球游戏公司慌了！</w:t>
-      </w:r>
-    </w:p>
-    <w:p>
-      <w:r>
-        <w:rPr>
-          <w:rFonts w:ascii="Times New Roman" w:hAnsi="Times New Roman" w:eastAsia="宋体"/>
-          <w:color w:val="888888"/>
-          <w:sz w:val="18"/>
-        </w:rPr>
-        <w:t>来源:GameLook | 时间:10-19 10:00</w:t>
-      </w:r>
-    </w:p>
-    <w:p>
-      <w:r>
-        <w:rPr>
-          <w:rFonts w:ascii="Times New Roman" w:hAnsi="Times New Roman" w:eastAsia="宋体"/>
-          <w:sz w:val="18"/>
-        </w:rPr>
-        <w:t>链接:</w:t>
-      </w:r>
-      <w:hyperlink r:id="rId37">
-        <w:r>
-          <w:rPr>
-            <w:color w:val="0563C1"/>
-            <w:u w:val="single"/>
-          </w:rPr>
-          <w:t>“欧盟最强游戏防沉迷要来”？《儿童法案》草案公示，全球游戏公司慌了！</w:t>
-        </w:r>
-      </w:hyperlink>
-    </w:p>
-    <w:p>
-      <w:pPr>
-        <w:pStyle w:val="Heading3"/>
-      </w:pPr>
-      <w:r>
-        <w:rPr>
-          <w:rFonts w:ascii="Times New Roman" w:hAnsi="Times New Roman" w:eastAsia="黑体"/>
-          <w:b w:val="0"/>
-          <w:color w:val="888888"/>
-          <w:sz w:val="24"/>
-        </w:rPr>
-        <w:t>【C级·参考】</w:t>
-      </w:r>
-      <w:r>
-        <w:rPr>
-          <w:rFonts w:ascii="Times New Roman" w:hAnsi="Times New Roman" w:eastAsia="黑体"/>
-          <w:b w:val="0"/>
-          <w:color w:val="888888"/>
-          <w:sz w:val="24"/>
-        </w:rPr>
-        <w:t>腾讯游戏安全ACE携手《鹅鸭杀》，守护玩家每一场真诚推理</w:t>
-      </w:r>
-    </w:p>
-    <w:p>
-      <w:r>
-        <w:rPr>
-          <w:rFonts w:ascii="Times New Roman" w:hAnsi="Times New Roman" w:eastAsia="宋体"/>
-          <w:color w:val="888888"/>
-          <w:sz w:val="18"/>
-        </w:rPr>
-        <w:t>来源:GameLook | 时间:10-19 08:14</w:t>
-      </w:r>
-    </w:p>
-    <w:p>
-      <w:r>
-        <w:rPr>
-          <w:rFonts w:ascii="Times New Roman" w:hAnsi="Times New Roman" w:eastAsia="宋体"/>
-          <w:sz w:val="18"/>
-        </w:rPr>
-        <w:t>链接:</w:t>
-      </w:r>
-      <w:hyperlink r:id="rId38">
-        <w:r>
-          <w:rPr>
-            <w:color w:val="0563C1"/>
-            <w:u w:val="single"/>
-          </w:rPr>
-          <w:t>腾讯游戏安全ACE携手《鹅鸭杀》，守护玩家每一场真诚推理</w:t>
         </w:r>
       </w:hyperlink>
     </w:p>
@@ -1676,7 +1676,7 @@
           <w:rFonts w:ascii="Times New Roman" w:hAnsi="Times New Roman" w:eastAsia="宋体"/>
           <w:sz w:val="18"/>
         </w:rPr>
-        <w:t>IT之家(60)、GameLook(13)、HackerNews(4)</w:t>
+        <w:t>IT之家(60)、GameLook(14)、HackerNews(6)、Bing新闻(5)</w:t>
       </w:r>
     </w:p>
     <w:p>
@@ -1693,7 +1693,7 @@
           <w:rFonts w:ascii="Times New Roman" w:hAnsi="Times New Roman" w:eastAsia="宋体"/>
           <w:sz w:val="18"/>
         </w:rPr>
-        <w:t>36氪(no entries)、Bing新闻(无结果)</w:t>
+        <w:t>36氪(no entries)</w:t>
       </w:r>
     </w:p>
     <w:p>

--- a/briefings/线口监测午报-2026-10-20.docx
+++ b/briefings/线口监测午报-2026-10-20.docx
@@ -22,7 +22,7 @@
           <w:color w:val="888888"/>
           <w:sz w:val="18"/>
         </w:rPr>
-        <w:t>监测窗口:近48小时 | 生成时间:2026-10-20 14:03</w:t>
+        <w:t>监测窗口:近48小时 | 生成时间:2026-10-20 20:40</w:t>
       </w:r>
     </w:p>
     <w:p>
@@ -70,7 +70,7 @@
           <w:color w:val="888888"/>
           <w:sz w:val="24"/>
         </w:rPr>
-        <w:t>漫步者 Comfo Clip Ultra 耳夹式蓝牙耳机发售：支持心率检测、内置 AI 教练，国补后 899 元</w:t>
+        <w:t>小米 MiMo-V2.6-Pro 正式上线 WorkBuddy，支持 1M 超长上下文多智能体分工协作等</w:t>
       </w:r>
     </w:p>
     <w:p>
@@ -80,7 +80,7 @@
           <w:color w:val="888888"/>
           <w:sz w:val="18"/>
         </w:rPr>
-        <w:t>来源:IT之家 | 时间:10-20 13:52</w:t>
+        <w:t>来源:IT之家 | 时间:10-20 19:50</w:t>
       </w:r>
     </w:p>
     <w:p>
@@ -97,7 +97,7 @@
             <w:color w:val="0563C1"/>
             <w:u w:val="single"/>
           </w:rPr>
-          <w:t>漫步者 Comfo Clip Ultra 耳夹式蓝牙耳机发售：支持心率检测、内置 AI 教练，国补后 899 元</w:t>
+          <w:t>小米 MiMo-V2.6-Pro 正式上线 WorkBuddy，支持 1M 超长上下文多智能体分工协作等</w:t>
         </w:r>
       </w:hyperlink>
     </w:p>
@@ -121,7 +121,7 @@
           <w:color w:val="888888"/>
           <w:sz w:val="24"/>
         </w:rPr>
-        <w:t>粉丝用 AI 基于虚幻引擎 5.8 重制《恶霸鲁尼》，Mac 上 1080P 能跑 45 帧</w:t>
+        <w:t>TCOMAS GATE 幻境 360“主板微景观”AIO 液冷上市，首发价 899 元</w:t>
       </w:r>
     </w:p>
     <w:p>
@@ -131,7 +131,7 @@
           <w:color w:val="888888"/>
           <w:sz w:val="18"/>
         </w:rPr>
-        <w:t>来源:IT之家 | 时间:10-20 12:40</w:t>
+        <w:t>来源:IT之家 | 时间:10-20 19:45</w:t>
       </w:r>
     </w:p>
     <w:p>
@@ -148,7 +148,7 @@
             <w:color w:val="0563C1"/>
             <w:u w:val="single"/>
           </w:rPr>
-          <w:t>粉丝用 AI 基于虚幻引擎 5.8 重制《恶霸鲁尼》，Mac 上 1080P 能跑 45 帧</w:t>
+          <w:t>TCOMAS GATE 幻境 360“主板微景观”AIO 液冷上市，首发价 899 元</w:t>
         </w:r>
       </w:hyperlink>
     </w:p>
@@ -172,7 +172,7 @@
           <w:color w:val="888888"/>
           <w:sz w:val="24"/>
         </w:rPr>
-        <w:t>英伟达 Vera CPU 获 AI 初创公司 Modal 订单，杀入英特尔、AMD 主场</w:t>
+        <w:t>微软设计师也开始借助 AI 编写 Win11 代码，加速修复界面不一致问题</w:t>
       </w:r>
     </w:p>
     <w:p>
@@ -182,7 +182,7 @@
           <w:color w:val="888888"/>
           <w:sz w:val="18"/>
         </w:rPr>
-        <w:t>来源:IT之家 | 时间:10-20 11:50</w:t>
+        <w:t>来源:IT之家 | 时间:10-20 18:24</w:t>
       </w:r>
     </w:p>
     <w:p>
@@ -199,7 +199,7 @@
             <w:color w:val="0563C1"/>
             <w:u w:val="single"/>
           </w:rPr>
-          <w:t>英伟达 Vera CPU 获 AI 初创公司 Modal 订单，杀入英特尔、AMD 主场</w:t>
+          <w:t>微软设计师也开始借助 AI 编写 Win11 代码，加速修复界面不一致问题</w:t>
         </w:r>
       </w:hyperlink>
     </w:p>
@@ -223,7 +223,7 @@
           <w:color w:val="888888"/>
           <w:sz w:val="24"/>
         </w:rPr>
-        <w:t>奇瑞全新一代 AI 座舱产品“超能小奇”亮相：超懂你、超能干、超安心</w:t>
+        <w:t>华硕 a 豆 14 Air 2026 笔记本新增 16GB + 1TB 存储版：AMD AI 9 H 465 处理器，6999 元起</w:t>
       </w:r>
     </w:p>
     <w:p>
@@ -233,7 +233,7 @@
           <w:color w:val="888888"/>
           <w:sz w:val="18"/>
         </w:rPr>
-        <w:t>来源:IT之家 | 时间:10-20 11:48</w:t>
+        <w:t>来源:IT之家 | 时间:10-20 18:18</w:t>
       </w:r>
     </w:p>
     <w:p>
@@ -250,7 +250,7 @@
             <w:color w:val="0563C1"/>
             <w:u w:val="single"/>
           </w:rPr>
-          <w:t>奇瑞全新一代 AI 座舱产品“超能小奇”亮相：超懂你、超能干、超安心</w:t>
+          <w:t>华硕 a 豆 14 Air 2026 笔记本新增 16GB + 1TB 存储版：AMD AI 9 H 465 处理器，6999 元起</w:t>
         </w:r>
       </w:hyperlink>
     </w:p>
@@ -274,7 +274,7 @@
           <w:color w:val="888888"/>
           <w:sz w:val="24"/>
         </w:rPr>
-        <w:t>奇瑞 CheryMind 垂域基础大模型亮相，为物理 AI 而生</w:t>
+        <w:t>20:00 速度保价：苹果 AirPods Pro 3 京东 PLUS 1121 元，国补 15% 限地区</w:t>
       </w:r>
     </w:p>
     <w:p>
@@ -284,7 +284,7 @@
           <w:color w:val="888888"/>
           <w:sz w:val="18"/>
         </w:rPr>
-        <w:t>来源:IT之家 | 时间:10-20 11:32</w:t>
+        <w:t>来源:IT之家 | 时间:10-20 14:10</w:t>
       </w:r>
     </w:p>
     <w:p>
@@ -301,7 +301,7 @@
             <w:color w:val="0563C1"/>
             <w:u w:val="single"/>
           </w:rPr>
-          <w:t>奇瑞 CheryMind 垂域基础大模型亮相，为物理 AI 而生</w:t>
+          <w:t>20:00 速度保价：苹果 AirPods Pro 3 京东 PLUS 1121 元，国补 15% 限地区</w:t>
         </w:r>
       </w:hyperlink>
     </w:p>
@@ -325,7 +325,7 @@
           <w:color w:val="888888"/>
           <w:sz w:val="24"/>
         </w:rPr>
-        <w:t>苹果收紧 App Store 开发者准则，严打 AI 不良内容与换皮“脱衣”应用</w:t>
+        <w:t>「钱」流向了哪？ 2026 AI/AR 眼镜融资变化</w:t>
       </w:r>
     </w:p>
     <w:p>
@@ -335,7 +335,7 @@
           <w:color w:val="888888"/>
           <w:sz w:val="18"/>
         </w:rPr>
-        <w:t>来源:IT之家 | 时间:10-20 11:08</w:t>
+        <w:t>来源:Bing新闻 | 时间:10-20 13:40</w:t>
       </w:r>
     </w:p>
     <w:p>
@@ -352,7 +352,160 @@
             <w:color w:val="0563C1"/>
             <w:u w:val="single"/>
           </w:rPr>
-          <w:t>苹果收紧 App Store 开发者准则，严打 AI 不良内容与换皮“脱衣”应用</w:t>
+          <w:t>「钱」流向了哪？ 2026 AI/AR 眼镜融资变化</w:t>
+        </w:r>
+      </w:hyperlink>
+    </w:p>
+    <w:p>
+      <w:pPr>
+        <w:pStyle w:val="Heading3"/>
+      </w:pPr>
+      <w:r>
+        <w:rPr>
+          <w:rFonts w:ascii="Times New Roman" w:hAnsi="Times New Roman" w:eastAsia="黑体"/>
+          <w:b w:val="0"/>
+          <w:color w:val="888888"/>
+          <w:sz w:val="24"/>
+        </w:rPr>
+        <w:t>【C级·参考】</w:t>
+      </w:r>
+      <w:r>
+        <w:rPr>
+          <w:rFonts w:ascii="Times New Roman" w:hAnsi="Times New Roman" w:eastAsia="黑体"/>
+          <w:b w:val="0"/>
+          <w:color w:val="888888"/>
+          <w:sz w:val="24"/>
+        </w:rPr>
+        <w:t>观察 | 极米、大眼橙挺进AI眼镜赛道，投影厂商的眼前战场从厅卧延伸到脸上</w:t>
+      </w:r>
+    </w:p>
+    <w:p>
+      <w:r>
+        <w:rPr>
+          <w:rFonts w:ascii="Times New Roman" w:hAnsi="Times New Roman" w:eastAsia="宋体"/>
+          <w:color w:val="888888"/>
+          <w:sz w:val="18"/>
+        </w:rPr>
+        <w:t>来源:Bing新闻 | 时间:10-20 13:40</w:t>
+      </w:r>
+    </w:p>
+    <w:p>
+      <w:r>
+        <w:rPr>
+          <w:rFonts w:ascii="Times New Roman" w:hAnsi="Times New Roman" w:eastAsia="宋体"/>
+          <w:sz w:val="18"/>
+        </w:rPr>
+        <w:t>链接:</w:t>
+      </w:r>
+      <w:hyperlink r:id="rId15">
+        <w:r>
+          <w:rPr>
+            <w:color w:val="0563C1"/>
+            <w:u w:val="single"/>
+          </w:rPr>
+          <w:t>观察 | 极米、大眼橙挺进AI眼镜赛道，投影厂商的眼前战场从厅卧延伸到脸上</w:t>
+        </w:r>
+      </w:hyperlink>
+    </w:p>
+    <w:p>
+      <w:pPr>
+        <w:pStyle w:val="Heading3"/>
+      </w:pPr>
+      <w:r>
+        <w:rPr>
+          <w:rFonts w:ascii="Times New Roman" w:hAnsi="Times New Roman" w:eastAsia="黑体"/>
+          <w:b w:val="0"/>
+          <w:color w:val="888888"/>
+          <w:sz w:val="24"/>
+        </w:rPr>
+        <w:t>【C级·参考】</w:t>
+      </w:r>
+      <w:r>
+        <w:rPr>
+          <w:rFonts w:ascii="Times New Roman" w:hAnsi="Times New Roman" w:eastAsia="黑体"/>
+          <w:b w:val="0"/>
+          <w:color w:val="888888"/>
+          <w:sz w:val="24"/>
+        </w:rPr>
+        <w:t>珠海冠宇：重点布局AI配饰、AI眼镜、AR设备、AI戒指、AI手表等AI端侧应用</w:t>
+      </w:r>
+    </w:p>
+    <w:p>
+      <w:r>
+        <w:rPr>
+          <w:rFonts w:ascii="Times New Roman" w:hAnsi="Times New Roman" w:eastAsia="宋体"/>
+          <w:color w:val="888888"/>
+          <w:sz w:val="18"/>
+        </w:rPr>
+        <w:t>来源:Bing新闻 | 时间:10-20 12:00</w:t>
+      </w:r>
+    </w:p>
+    <w:p>
+      <w:r>
+        <w:rPr>
+          <w:rFonts w:ascii="Times New Roman" w:hAnsi="Times New Roman" w:eastAsia="宋体"/>
+          <w:sz w:val="18"/>
+        </w:rPr>
+        <w:t>链接:</w:t>
+      </w:r>
+      <w:hyperlink r:id="rId16">
+        <w:r>
+          <w:rPr>
+            <w:color w:val="0563C1"/>
+            <w:u w:val="single"/>
+          </w:rPr>
+          <w:t>珠海冠宇：重点布局AI配饰、AI眼镜、AR设备、AI戒指、AI手表等AI端侧应用</w:t>
+        </w:r>
+      </w:hyperlink>
+    </w:p>
+    <w:p>
+      <w:pPr>
+        <w:pStyle w:val="Heading3"/>
+      </w:pPr>
+      <w:r>
+        <w:rPr>
+          <w:rFonts w:ascii="Times New Roman" w:hAnsi="Times New Roman" w:eastAsia="黑体"/>
+          <w:b w:val="0"/>
+          <w:color w:val="888888"/>
+          <w:sz w:val="24"/>
+        </w:rPr>
+        <w:t>【C级·参考】</w:t>
+      </w:r>
+      <w:r>
+        <w:rPr>
+          <w:rFonts w:ascii="Times New Roman" w:hAnsi="Times New Roman" w:eastAsia="黑体"/>
+          <w:b w:val="0"/>
+          <w:color w:val="888888"/>
+          <w:sz w:val="24"/>
+        </w:rPr>
+        <w:t>Go will reject certificate chains containing eight distrusted SPKIs</w:t>
+      </w:r>
+    </w:p>
+    <w:p>
+      <w:r>
+        <w:rPr>
+          <w:rFonts w:ascii="Times New Roman" w:hAnsi="Times New Roman" w:eastAsia="宋体"/>
+          <w:color w:val="888888"/>
+          <w:sz w:val="18"/>
+        </w:rPr>
+        <w:t>来源:Hacker News | 时间:10-20 11:05</w:t>
+      </w:r>
+    </w:p>
+    <w:p>
+      <w:r>
+        <w:rPr>
+          <w:rFonts w:ascii="Times New Roman" w:hAnsi="Times New Roman" w:eastAsia="宋体"/>
+          <w:sz w:val="18"/>
+        </w:rPr>
+        <w:t>链接:</w:t>
+      </w:r>
+      <w:hyperlink r:id="rId17">
+        <w:r>
+          <w:rPr>
+            <w:color w:val="0563C1"/>
+            <w:u w:val="single"/>
+          </w:rPr>
+          <w:t>Go will reject certificate chains containing eight distrusted SPKIs</w:t>
         </w:r>
       </w:hyperlink>
     </w:p>
@@ -397,7 +550,7 @@
         </w:rPr>
         <w:t>链接:</w:t>
       </w:r>
-      <w:hyperlink r:id="rId15">
+      <w:hyperlink r:id="rId18">
         <w:r>
           <w:rPr>
             <w:color w:val="0563C1"/>
@@ -448,166 +601,13 @@
         </w:rPr>
         <w:t>链接:</w:t>
       </w:r>
-      <w:hyperlink r:id="rId16">
+      <w:hyperlink r:id="rId19">
         <w:r>
           <w:rPr>
             <w:color w:val="0563C1"/>
             <w:u w:val="single"/>
           </w:rPr>
           <w:t>游戏美术哭了：AI大模型操作Blender 3D建模，Tripo和Meshy都有危险？</w:t>
-        </w:r>
-      </w:hyperlink>
-    </w:p>
-    <w:p>
-      <w:pPr>
-        <w:pStyle w:val="Heading3"/>
-      </w:pPr>
-      <w:r>
-        <w:rPr>
-          <w:rFonts w:ascii="Times New Roman" w:hAnsi="Times New Roman" w:eastAsia="黑体"/>
-          <w:b w:val="0"/>
-          <w:color w:val="888888"/>
-          <w:sz w:val="24"/>
-        </w:rPr>
-        <w:t>【C级·参考】</w:t>
-      </w:r>
-      <w:r>
-        <w:rPr>
-          <w:rFonts w:ascii="Times New Roman" w:hAnsi="Times New Roman" w:eastAsia="黑体"/>
-          <w:b w:val="0"/>
-          <w:color w:val="888888"/>
-          <w:sz w:val="24"/>
-        </w:rPr>
-        <w:t>尹同跃：奇瑞是一家“披着车企马甲”的 AI 科技公司，未来不敢用 AI 重构自己的企业将被淘汰</w:t>
-      </w:r>
-    </w:p>
-    <w:p>
-      <w:r>
-        <w:rPr>
-          <w:rFonts w:ascii="Times New Roman" w:hAnsi="Times New Roman" w:eastAsia="宋体"/>
-          <w:color w:val="888888"/>
-          <w:sz w:val="18"/>
-        </w:rPr>
-        <w:t>来源:IT之家 | 时间:10-20 10:50</w:t>
-      </w:r>
-    </w:p>
-    <w:p>
-      <w:r>
-        <w:rPr>
-          <w:rFonts w:ascii="Times New Roman" w:hAnsi="Times New Roman" w:eastAsia="宋体"/>
-          <w:sz w:val="18"/>
-        </w:rPr>
-        <w:t>链接:</w:t>
-      </w:r>
-      <w:hyperlink r:id="rId17">
-        <w:r>
-          <w:rPr>
-            <w:color w:val="0563C1"/>
-            <w:u w:val="single"/>
-          </w:rPr>
-          <w:t>尹同跃：奇瑞是一家“披着车企马甲”的 AI 科技公司，未来不敢用 AI 重构自己的企业将被淘汰</w:t>
-        </w:r>
-      </w:hyperlink>
-    </w:p>
-    <w:p>
-      <w:pPr>
-        <w:pStyle w:val="Heading3"/>
-      </w:pPr>
-      <w:r>
-        <w:rPr>
-          <w:rFonts w:ascii="Times New Roman" w:hAnsi="Times New Roman" w:eastAsia="黑体"/>
-          <w:b w:val="0"/>
-          <w:color w:val="888888"/>
-          <w:sz w:val="24"/>
-        </w:rPr>
-        <w:t>【C级·参考】</w:t>
-      </w:r>
-      <w:r>
-        <w:rPr>
-          <w:rFonts w:ascii="Times New Roman" w:hAnsi="Times New Roman" w:eastAsia="黑体"/>
-          <w:b w:val="0"/>
-          <w:color w:val="888888"/>
-          <w:sz w:val="24"/>
-        </w:rPr>
-        <w:t>华为路由 X2 系列预售：书本设计、Wi‑Fi 7+、AI Mesh 组网，478 元起</w:t>
-      </w:r>
-    </w:p>
-    <w:p>
-      <w:r>
-        <w:rPr>
-          <w:rFonts w:ascii="Times New Roman" w:hAnsi="Times New Roman" w:eastAsia="宋体"/>
-          <w:color w:val="888888"/>
-          <w:sz w:val="18"/>
-        </w:rPr>
-        <w:t>来源:IT之家 | 时间:10-20 10:29</w:t>
-      </w:r>
-    </w:p>
-    <w:p>
-      <w:r>
-        <w:rPr>
-          <w:rFonts w:ascii="Times New Roman" w:hAnsi="Times New Roman" w:eastAsia="宋体"/>
-          <w:sz w:val="18"/>
-        </w:rPr>
-        <w:t>链接:</w:t>
-      </w:r>
-      <w:hyperlink r:id="rId18">
-        <w:r>
-          <w:rPr>
-            <w:color w:val="0563C1"/>
-            <w:u w:val="single"/>
-          </w:rPr>
-          <w:t>华为路由 X2 系列预售：书本设计、Wi‑Fi 7+、AI Mesh 组网，478 元起</w:t>
-        </w:r>
-      </w:hyperlink>
-    </w:p>
-    <w:p>
-      <w:pPr>
-        <w:pStyle w:val="Heading3"/>
-      </w:pPr>
-      <w:r>
-        <w:rPr>
-          <w:rFonts w:ascii="Times New Roman" w:hAnsi="Times New Roman" w:eastAsia="黑体"/>
-          <w:b w:val="0"/>
-          <w:color w:val="888888"/>
-          <w:sz w:val="24"/>
-        </w:rPr>
-        <w:t>【C级·参考】</w:t>
-      </w:r>
-      <w:r>
-        <w:rPr>
-          <w:rFonts w:ascii="Times New Roman" w:hAnsi="Times New Roman" w:eastAsia="黑体"/>
-          <w:b w:val="0"/>
-          <w:color w:val="888888"/>
-          <w:sz w:val="24"/>
-        </w:rPr>
-        <w:t>英伟达黄仁勋：AI 发展不能急刹车，但必须装“安全带”</w:t>
-      </w:r>
-    </w:p>
-    <w:p>
-      <w:r>
-        <w:rPr>
-          <w:rFonts w:ascii="Times New Roman" w:hAnsi="Times New Roman" w:eastAsia="宋体"/>
-          <w:color w:val="888888"/>
-          <w:sz w:val="18"/>
-        </w:rPr>
-        <w:t>来源:IT之家 | 时间:10-20 10:00</w:t>
-      </w:r>
-    </w:p>
-    <w:p>
-      <w:r>
-        <w:rPr>
-          <w:rFonts w:ascii="Times New Roman" w:hAnsi="Times New Roman" w:eastAsia="宋体"/>
-          <w:sz w:val="18"/>
-        </w:rPr>
-        <w:t>链接:</w:t>
-      </w:r>
-      <w:hyperlink r:id="rId19">
-        <w:r>
-          <w:rPr>
-            <w:color w:val="0563C1"/>
-            <w:u w:val="single"/>
-          </w:rPr>
-          <w:t>英伟达黄仁勋：AI 发展不能急刹车，但必须装“安全带”</w:t>
         </w:r>
       </w:hyperlink>
     </w:p>
@@ -682,7 +682,7 @@
           <w:color w:val="888888"/>
           <w:sz w:val="24"/>
         </w:rPr>
-        <w:t>集人形机器人+AI眼镜+储能于一身，300115底部涨停！AI眼镜潜在市场巨大，多只概念股“超跌”</w:t>
+        <w:t>A股异动丨英伟达GTC聚焦物理AI，AI眼镜概念全线走强，长盈精密20CM涨停</w:t>
       </w:r>
     </w:p>
     <w:p>
@@ -692,7 +692,7 @@
           <w:color w:val="888888"/>
           <w:sz w:val="18"/>
         </w:rPr>
-        <w:t>来源:Bing新闻 | 时间:10-20 01:00</w:t>
+        <w:t>来源:Bing新闻 | 时间:10-20 06:41</w:t>
       </w:r>
     </w:p>
     <w:p>
@@ -704,6 +704,57 @@
         <w:t>链接:</w:t>
       </w:r>
       <w:hyperlink r:id="rId21">
+        <w:r>
+          <w:rPr>
+            <w:color w:val="0563C1"/>
+            <w:u w:val="single"/>
+          </w:rPr>
+          <w:t>A股异动丨英伟达GTC聚焦物理AI，AI眼镜概念全线走强，长盈精密20CM涨停</w:t>
+        </w:r>
+      </w:hyperlink>
+    </w:p>
+    <w:p>
+      <w:pPr>
+        <w:pStyle w:val="Heading3"/>
+      </w:pPr>
+      <w:r>
+        <w:rPr>
+          <w:rFonts w:ascii="Times New Roman" w:hAnsi="Times New Roman" w:eastAsia="黑体"/>
+          <w:b w:val="0"/>
+          <w:color w:val="888888"/>
+          <w:sz w:val="24"/>
+        </w:rPr>
+        <w:t>【C级·参考】</w:t>
+      </w:r>
+      <w:r>
+        <w:rPr>
+          <w:rFonts w:ascii="Times New Roman" w:hAnsi="Times New Roman" w:eastAsia="黑体"/>
+          <w:b w:val="0"/>
+          <w:color w:val="888888"/>
+          <w:sz w:val="24"/>
+        </w:rPr>
+        <w:t>集人形机器人+AI眼镜+储能于一身，300115底部涨停！AI眼镜潜在市场巨大，多只概念股“超跌”</w:t>
+      </w:r>
+    </w:p>
+    <w:p>
+      <w:r>
+        <w:rPr>
+          <w:rFonts w:ascii="Times New Roman" w:hAnsi="Times New Roman" w:eastAsia="宋体"/>
+          <w:color w:val="888888"/>
+          <w:sz w:val="18"/>
+        </w:rPr>
+        <w:t>来源:Bing新闻 | 时间:10-20 01:43</w:t>
+      </w:r>
+    </w:p>
+    <w:p>
+      <w:r>
+        <w:rPr>
+          <w:rFonts w:ascii="Times New Roman" w:hAnsi="Times New Roman" w:eastAsia="宋体"/>
+          <w:sz w:val="18"/>
+        </w:rPr>
+        <w:t>链接:</w:t>
+      </w:r>
+      <w:hyperlink r:id="rId22">
         <w:r>
           <w:rPr>
             <w:color w:val="0563C1"/>
@@ -754,7 +805,7 @@
         </w:rPr>
         <w:t>链接:</w:t>
       </w:r>
-      <w:hyperlink r:id="rId22">
+      <w:hyperlink r:id="rId23">
         <w:r>
           <w:rPr>
             <w:color w:val="0563C1"/>
@@ -805,7 +856,7 @@
         </w:rPr>
         <w:t>链接:</w:t>
       </w:r>
-      <w:hyperlink r:id="rId23">
+      <w:hyperlink r:id="rId24">
         <w:r>
           <w:rPr>
             <w:color w:val="0563C1"/>
@@ -856,115 +907,13 @@
         </w:rPr>
         <w:t>链接:</w:t>
       </w:r>
-      <w:hyperlink r:id="rId24">
+      <w:hyperlink r:id="rId25">
         <w:r>
           <w:rPr>
             <w:color w:val="0563C1"/>
             <w:u w:val="single"/>
           </w:rPr>
           <w:t>Ask HN: How to deal with shipping AI-written code you don't understand?</w:t>
-        </w:r>
-      </w:hyperlink>
-    </w:p>
-    <w:p>
-      <w:pPr>
-        <w:pStyle w:val="Heading3"/>
-      </w:pPr>
-      <w:r>
-        <w:rPr>
-          <w:rFonts w:ascii="Times New Roman" w:hAnsi="Times New Roman" w:eastAsia="黑体"/>
-          <w:b w:val="0"/>
-          <w:color w:val="888888"/>
-          <w:sz w:val="24"/>
-        </w:rPr>
-        <w:t>【C级·参考】</w:t>
-      </w:r>
-      <w:r>
-        <w:rPr>
-          <w:rFonts w:ascii="Times New Roman" w:hAnsi="Times New Roman" w:eastAsia="黑体"/>
-          <w:b w:val="0"/>
-          <w:color w:val="888888"/>
-          <w:sz w:val="24"/>
-        </w:rPr>
-        <w:t>大厂争霸AI办公：个人Agent和AI硬件哪个才是答案？</w:t>
-      </w:r>
-    </w:p>
-    <w:p>
-      <w:r>
-        <w:rPr>
-          <w:rFonts w:ascii="Times New Roman" w:hAnsi="Times New Roman" w:eastAsia="宋体"/>
-          <w:color w:val="888888"/>
-          <w:sz w:val="18"/>
-        </w:rPr>
-        <w:t>来源:Bing新闻 | 时间:10-19 15:55</w:t>
-      </w:r>
-    </w:p>
-    <w:p>
-      <w:r>
-        <w:rPr>
-          <w:rFonts w:ascii="Times New Roman" w:hAnsi="Times New Roman" w:eastAsia="宋体"/>
-          <w:sz w:val="18"/>
-        </w:rPr>
-        <w:t>链接:</w:t>
-      </w:r>
-      <w:hyperlink r:id="rId25">
-        <w:r>
-          <w:rPr>
-            <w:color w:val="0563C1"/>
-            <w:u w:val="single"/>
-          </w:rPr>
-          <w:t>大厂争霸AI办公：个人Agent和AI硬件哪个才是答案？</w:t>
-        </w:r>
-      </w:hyperlink>
-    </w:p>
-    <w:p>
-      <w:pPr>
-        <w:pStyle w:val="Heading3"/>
-      </w:pPr>
-      <w:r>
-        <w:rPr>
-          <w:rFonts w:ascii="Times New Roman" w:hAnsi="Times New Roman" w:eastAsia="黑体"/>
-          <w:b w:val="0"/>
-          <w:color w:val="888888"/>
-          <w:sz w:val="24"/>
-        </w:rPr>
-        <w:t>【C级·参考】</w:t>
-      </w:r>
-      <w:r>
-        <w:rPr>
-          <w:rFonts w:ascii="Times New Roman" w:hAnsi="Times New Roman" w:eastAsia="黑体"/>
-          <w:b w:val="0"/>
-          <w:color w:val="888888"/>
-          <w:sz w:val="24"/>
-        </w:rPr>
-        <w:t>游戏厂商抓狂：软件被AI干免费后，”AI光速反编译”大量3A老游戏了！</w:t>
-      </w:r>
-    </w:p>
-    <w:p>
-      <w:r>
-        <w:rPr>
-          <w:rFonts w:ascii="Times New Roman" w:hAnsi="Times New Roman" w:eastAsia="宋体"/>
-          <w:color w:val="888888"/>
-          <w:sz w:val="18"/>
-        </w:rPr>
-        <w:t>来源:GameLook | 时间:10-19 10:01</w:t>
-      </w:r>
-    </w:p>
-    <w:p>
-      <w:r>
-        <w:rPr>
-          <w:rFonts w:ascii="Times New Roman" w:hAnsi="Times New Roman" w:eastAsia="宋体"/>
-          <w:sz w:val="18"/>
-        </w:rPr>
-        <w:t>链接:</w:t>
-      </w:r>
-      <w:hyperlink r:id="rId26">
-        <w:r>
-          <w:rPr>
-            <w:color w:val="0563C1"/>
-            <w:u w:val="single"/>
-          </w:rPr>
-          <w:t>游戏厂商抓狂：软件被AI干免费后，”AI光速反编译”大量3A老游戏了！</w:t>
         </w:r>
       </w:hyperlink>
     </w:p>
@@ -1000,7 +949,7 @@
           <w:color w:val="888888"/>
           <w:sz w:val="24"/>
         </w:rPr>
-        <w:t>萨维、赵家驹和闪电机器人首次同框赛跑</w:t>
+        <w:t>宇树科技：人形机器人行业尚处商业化早期，存在估值回归的投资风险</w:t>
       </w:r>
     </w:p>
     <w:p>
@@ -1010,7 +959,7 @@
           <w:color w:val="888888"/>
           <w:sz w:val="18"/>
         </w:rPr>
-        <w:t>来源:IT之家 | 时间:10-20 13:54</w:t>
+        <w:t>来源:IT之家 | 时间:10-20 19:44</w:t>
       </w:r>
     </w:p>
     <w:p>
@@ -1021,115 +970,13 @@
         </w:rPr>
         <w:t>链接:</w:t>
       </w:r>
-      <w:hyperlink r:id="rId27">
+      <w:hyperlink r:id="rId26">
         <w:r>
           <w:rPr>
             <w:color w:val="0563C1"/>
             <w:u w:val="single"/>
           </w:rPr>
-          <w:t>萨维、赵家驹和闪电机器人首次同框赛跑</w:t>
-        </w:r>
-      </w:hyperlink>
-    </w:p>
-    <w:p>
-      <w:pPr>
-        <w:pStyle w:val="Heading3"/>
-      </w:pPr>
-      <w:r>
-        <w:rPr>
-          <w:rFonts w:ascii="Times New Roman" w:hAnsi="Times New Roman" w:eastAsia="黑体"/>
-          <w:b w:val="0"/>
-          <w:color w:val="888888"/>
-          <w:sz w:val="24"/>
-        </w:rPr>
-        <w:t>【C级·参考】</w:t>
-      </w:r>
-      <w:r>
-        <w:rPr>
-          <w:rFonts w:ascii="Times New Roman" w:hAnsi="Times New Roman" w:eastAsia="黑体"/>
-          <w:b w:val="0"/>
-          <w:color w:val="888888"/>
-          <w:sz w:val="24"/>
-        </w:rPr>
-        <w:t>吉利汽车与曹操出行等联合打造，中国首款原生开发 Robotaxi 首台工程样车下线</w:t>
-      </w:r>
-    </w:p>
-    <w:p>
-      <w:r>
-        <w:rPr>
-          <w:rFonts w:ascii="Times New Roman" w:hAnsi="Times New Roman" w:eastAsia="宋体"/>
-          <w:color w:val="888888"/>
-          <w:sz w:val="18"/>
-        </w:rPr>
-        <w:t>来源:IT之家 | 时间:10-20 11:41</w:t>
-      </w:r>
-    </w:p>
-    <w:p>
-      <w:r>
-        <w:rPr>
-          <w:rFonts w:ascii="Times New Roman" w:hAnsi="Times New Roman" w:eastAsia="宋体"/>
-          <w:sz w:val="18"/>
-        </w:rPr>
-        <w:t>链接:</w:t>
-      </w:r>
-      <w:hyperlink r:id="rId28">
-        <w:r>
-          <w:rPr>
-            <w:color w:val="0563C1"/>
-            <w:u w:val="single"/>
-          </w:rPr>
-          <w:t>吉利汽车与曹操出行等联合打造，中国首款原生开发 Robotaxi 首台工程样车下线</w:t>
-        </w:r>
-      </w:hyperlink>
-    </w:p>
-    <w:p>
-      <w:pPr>
-        <w:pStyle w:val="Heading3"/>
-      </w:pPr>
-      <w:r>
-        <w:rPr>
-          <w:rFonts w:ascii="Times New Roman" w:hAnsi="Times New Roman" w:eastAsia="黑体"/>
-          <w:b w:val="0"/>
-          <w:color w:val="888888"/>
-          <w:sz w:val="24"/>
-        </w:rPr>
-        <w:t>【C级·参考】</w:t>
-      </w:r>
-      <w:r>
-        <w:rPr>
-          <w:rFonts w:ascii="Times New Roman" w:hAnsi="Times New Roman" w:eastAsia="黑体"/>
-          <w:b w:val="0"/>
-          <w:color w:val="888888"/>
-          <w:sz w:val="24"/>
-        </w:rPr>
-        <w:t>小米米家扫拖机器人 7 Max 开售：50℃ 热水喷淋定点拖地，首销到手价 4999 元起</w:t>
-      </w:r>
-    </w:p>
-    <w:p>
-      <w:r>
-        <w:rPr>
-          <w:rFonts w:ascii="Times New Roman" w:hAnsi="Times New Roman" w:eastAsia="宋体"/>
-          <w:color w:val="888888"/>
-          <w:sz w:val="18"/>
-        </w:rPr>
-        <w:t>来源:IT之家 | 时间:10-20 10:27</w:t>
-      </w:r>
-    </w:p>
-    <w:p>
-      <w:r>
-        <w:rPr>
-          <w:rFonts w:ascii="Times New Roman" w:hAnsi="Times New Roman" w:eastAsia="宋体"/>
-          <w:sz w:val="18"/>
-        </w:rPr>
-        <w:t>链接:</w:t>
-      </w:r>
-      <w:hyperlink r:id="rId29">
-        <w:r>
-          <w:rPr>
-            <w:color w:val="0563C1"/>
-            <w:u w:val="single"/>
-          </w:rPr>
-          <w:t>小米米家扫拖机器人 7 Max 开售：50℃ 热水喷淋定点拖地，首销到手价 4999 元起</w:t>
+          <w:t>宇树科技：人形机器人行业尚处商业化早期，存在估值回归的投资风险</w:t>
         </w:r>
       </w:hyperlink>
     </w:p>
@@ -1165,7 +1012,7 @@
           <w:color w:val="888888"/>
           <w:sz w:val="24"/>
         </w:rPr>
-        <w:t>奇瑞凌霄 eVTOL 亮相：首发两款机型，最大航程超 1000km</w:t>
+        <w:t>影翎为旗下 A1 全景无人机推出“经典遥控器”“4G 图传增强模块”两款外设，559 元起</w:t>
       </w:r>
     </w:p>
     <w:p>
@@ -1175,7 +1022,7 @@
           <w:color w:val="888888"/>
           <w:sz w:val="18"/>
         </w:rPr>
-        <w:t>来源:IT之家 | 时间:10-20 11:39</w:t>
+        <w:t>来源:IT之家 | 时间:10-20 20:39</w:t>
       </w:r>
     </w:p>
     <w:p>
@@ -1186,115 +1033,13 @@
         </w:rPr>
         <w:t>链接:</w:t>
       </w:r>
-      <w:hyperlink r:id="rId30">
+      <w:hyperlink r:id="rId27">
         <w:r>
           <w:rPr>
             <w:color w:val="0563C1"/>
             <w:u w:val="single"/>
           </w:rPr>
-          <w:t>奇瑞凌霄 eVTOL 亮相：首发两款机型，最大航程超 1000km</w:t>
-        </w:r>
-      </w:hyperlink>
-    </w:p>
-    <w:p>
-      <w:pPr>
-        <w:pStyle w:val="Heading3"/>
-      </w:pPr>
-      <w:r>
-        <w:rPr>
-          <w:rFonts w:ascii="Times New Roman" w:hAnsi="Times New Roman" w:eastAsia="黑体"/>
-          <w:b w:val="0"/>
-          <w:color w:val="888888"/>
-          <w:sz w:val="24"/>
-        </w:rPr>
-        <w:t>【C级·参考】</w:t>
-      </w:r>
-      <w:r>
-        <w:rPr>
-          <w:rFonts w:ascii="Times New Roman" w:hAnsi="Times New Roman" w:eastAsia="黑体"/>
-          <w:b w:val="0"/>
-          <w:color w:val="888888"/>
-          <w:sz w:val="24"/>
-        </w:rPr>
-        <w:t>消息称 Waymo 计划明年年底前将自动驾驶车队规模扩至目前 5 倍，达 2 万辆</w:t>
-      </w:r>
-    </w:p>
-    <w:p>
-      <w:r>
-        <w:rPr>
-          <w:rFonts w:ascii="Times New Roman" w:hAnsi="Times New Roman" w:eastAsia="宋体"/>
-          <w:color w:val="888888"/>
-          <w:sz w:val="18"/>
-        </w:rPr>
-        <w:t>来源:IT之家 | 时间:10-20 11:29</w:t>
-      </w:r>
-    </w:p>
-    <w:p>
-      <w:r>
-        <w:rPr>
-          <w:rFonts w:ascii="Times New Roman" w:hAnsi="Times New Roman" w:eastAsia="宋体"/>
-          <w:sz w:val="18"/>
-        </w:rPr>
-        <w:t>链接:</w:t>
-      </w:r>
-      <w:hyperlink r:id="rId31">
-        <w:r>
-          <w:rPr>
-            <w:color w:val="0563C1"/>
-            <w:u w:val="single"/>
-          </w:rPr>
-          <w:t>消息称 Waymo 计划明年年底前将自动驾驶车队规模扩至目前 5 倍，达 2 万辆</w:t>
-        </w:r>
-      </w:hyperlink>
-    </w:p>
-    <w:p>
-      <w:pPr>
-        <w:pStyle w:val="Heading3"/>
-      </w:pPr>
-      <w:r>
-        <w:rPr>
-          <w:rFonts w:ascii="Times New Roman" w:hAnsi="Times New Roman" w:eastAsia="黑体"/>
-          <w:b w:val="0"/>
-          <w:color w:val="888888"/>
-          <w:sz w:val="24"/>
-        </w:rPr>
-        <w:t>【C级·参考】</w:t>
-      </w:r>
-      <w:r>
-        <w:rPr>
-          <w:rFonts w:ascii="Times New Roman" w:hAnsi="Times New Roman" w:eastAsia="黑体"/>
-          <w:b w:val="0"/>
-          <w:color w:val="888888"/>
-          <w:sz w:val="24"/>
-        </w:rPr>
-        <w:t>今年国内自动驾驶领域最大单笔融资：新石器完成近 4 亿美元 E 轮融资，消息称国家人工智能产业投资基金领投</w:t>
-      </w:r>
-    </w:p>
-    <w:p>
-      <w:r>
-        <w:rPr>
-          <w:rFonts w:ascii="Times New Roman" w:hAnsi="Times New Roman" w:eastAsia="宋体"/>
-          <w:color w:val="888888"/>
-          <w:sz w:val="18"/>
-        </w:rPr>
-        <w:t>来源:IT之家 | 时间:10-20 11:28</w:t>
-      </w:r>
-    </w:p>
-    <w:p>
-      <w:r>
-        <w:rPr>
-          <w:rFonts w:ascii="Times New Roman" w:hAnsi="Times New Roman" w:eastAsia="宋体"/>
-          <w:sz w:val="18"/>
-        </w:rPr>
-        <w:t>链接:</w:t>
-      </w:r>
-      <w:hyperlink r:id="rId32">
-        <w:r>
-          <w:rPr>
-            <w:color w:val="0563C1"/>
-            <w:u w:val="single"/>
-          </w:rPr>
-          <w:t>今年国内自动驾驶领域最大单笔融资：新石器完成近 4 亿美元 E 轮融资，消息称国家人工智能产业投资基金领投</w:t>
+          <w:t>影翎为旗下 A1 全景无人机推出“经典遥控器”“4G 图传增强模块”两款外设，559 元起</w:t>
         </w:r>
       </w:hyperlink>
     </w:p>
@@ -1347,7 +1092,7 @@
           <w:color w:val="888888"/>
           <w:sz w:val="24"/>
         </w:rPr>
-        <w:t>玩家将索尼 PlayStation 游戏机独占《神秘海域：内森德雷克合集》三部曲游戏搬上 PC 平台</w:t>
+        <w:t>网易云音乐官宣鸿蒙版完成主流终端全适配，含手机、折叠屏、平板、运动手表、电脑与华为 HiCar 等</w:t>
       </w:r>
     </w:p>
     <w:p>
@@ -1357,7 +1102,7 @@
           <w:color w:val="888888"/>
           <w:sz w:val="18"/>
         </w:rPr>
-        <w:t>来源:IT之家 | 时间:10-20 12:35</w:t>
+        <w:t>来源:IT之家 | 时间:10-20 19:45</w:t>
       </w:r>
     </w:p>
     <w:p>
@@ -1368,13 +1113,13 @@
         </w:rPr>
         <w:t>链接:</w:t>
       </w:r>
-      <w:hyperlink r:id="rId33">
+      <w:hyperlink r:id="rId28">
         <w:r>
           <w:rPr>
             <w:color w:val="0563C1"/>
             <w:u w:val="single"/>
           </w:rPr>
-          <w:t>玩家将索尼 PlayStation 游戏机独占《神秘海域：内森德雷克合集》三部曲游戏搬上 PC 平台</w:t>
+          <w:t>网易云音乐官宣鸿蒙版完成主流终端全适配，含手机、折叠屏、平板、运动手表、电脑与华为 HiCar 等</w:t>
         </w:r>
       </w:hyperlink>
     </w:p>
@@ -1398,7 +1143,7 @@
           <w:color w:val="888888"/>
           <w:sz w:val="24"/>
         </w:rPr>
-        <w:t>Epic 喜加一：第一人称 3D 跑酷游戏《GetHigh.EXE》免费领</w:t>
+        <w:t>两代间隔 44 个月？消息称英伟达 RTX 6060 可能推迟至 2029 年发布，游戏性能不及 PS6</w:t>
       </w:r>
     </w:p>
     <w:p>
@@ -1408,7 +1153,7 @@
           <w:color w:val="888888"/>
           <w:sz w:val="18"/>
         </w:rPr>
-        <w:t>来源:IT之家 | 时间:10-20 12:11</w:t>
+        <w:t>来源:IT之家 | 时间:10-20 19:33</w:t>
       </w:r>
     </w:p>
     <w:p>
@@ -1419,13 +1164,166 @@
         </w:rPr>
         <w:t>链接:</w:t>
       </w:r>
-      <w:hyperlink r:id="rId34">
+      <w:hyperlink r:id="rId29">
         <w:r>
           <w:rPr>
             <w:color w:val="0563C1"/>
             <w:u w:val="single"/>
           </w:rPr>
-          <w:t>Epic 喜加一：第一人称 3D 跑酷游戏《GetHigh.EXE》免费领</w:t>
+          <w:t>两代间隔 44 个月？消息称英伟达 RTX 6060 可能推迟至 2029 年发布，游戏性能不及 PS6</w:t>
+        </w:r>
+      </w:hyperlink>
+    </w:p>
+    <w:p>
+      <w:pPr>
+        <w:pStyle w:val="Heading3"/>
+      </w:pPr>
+      <w:r>
+        <w:rPr>
+          <w:rFonts w:ascii="Times New Roman" w:hAnsi="Times New Roman" w:eastAsia="黑体"/>
+          <w:b w:val="0"/>
+          <w:color w:val="888888"/>
+          <w:sz w:val="24"/>
+        </w:rPr>
+        <w:t>【C级·参考】</w:t>
+      </w:r>
+      <w:r>
+        <w:rPr>
+          <w:rFonts w:ascii="Times New Roman" w:hAnsi="Times New Roman" w:eastAsia="黑体"/>
+          <w:b w:val="0"/>
+          <w:color w:val="888888"/>
+          <w:sz w:val="24"/>
+        </w:rPr>
+        <w:t>VR 游戏《收获日：Aces High》11 月 5 日登陆 Meta Quest/SteamVR 平台，定价 25 美元</w:t>
+      </w:r>
+    </w:p>
+    <w:p>
+      <w:r>
+        <w:rPr>
+          <w:rFonts w:ascii="Times New Roman" w:hAnsi="Times New Roman" w:eastAsia="宋体"/>
+          <w:color w:val="888888"/>
+          <w:sz w:val="18"/>
+        </w:rPr>
+        <w:t>来源:IT之家 | 时间:10-20 18:32</w:t>
+      </w:r>
+    </w:p>
+    <w:p>
+      <w:r>
+        <w:rPr>
+          <w:rFonts w:ascii="Times New Roman" w:hAnsi="Times New Roman" w:eastAsia="宋体"/>
+          <w:sz w:val="18"/>
+        </w:rPr>
+        <w:t>链接:</w:t>
+      </w:r>
+      <w:hyperlink r:id="rId30">
+        <w:r>
+          <w:rPr>
+            <w:color w:val="0563C1"/>
+            <w:u w:val="single"/>
+          </w:rPr>
+          <w:t>VR 游戏《收获日：Aces High》11 月 5 日登陆 Meta Quest/SteamVR 平台，定价 25 美元</w:t>
+        </w:r>
+      </w:hyperlink>
+    </w:p>
+    <w:p>
+      <w:pPr>
+        <w:pStyle w:val="Heading3"/>
+      </w:pPr>
+      <w:r>
+        <w:rPr>
+          <w:rFonts w:ascii="Times New Roman" w:hAnsi="Times New Roman" w:eastAsia="黑体"/>
+          <w:b w:val="0"/>
+          <w:color w:val="888888"/>
+          <w:sz w:val="24"/>
+        </w:rPr>
+        <w:t>【C级·参考】</w:t>
+      </w:r>
+      <w:r>
+        <w:rPr>
+          <w:rFonts w:ascii="Times New Roman" w:hAnsi="Times New Roman" w:eastAsia="黑体"/>
+          <w:b w:val="0"/>
+          <w:color w:val="888888"/>
+          <w:sz w:val="24"/>
+        </w:rPr>
+        <w:t>223 港币起卡普空《怪物猎人：荒野》任天堂 Switch 2 版本开启预购，同步上线游戏试玩版</w:t>
+      </w:r>
+    </w:p>
+    <w:p>
+      <w:r>
+        <w:rPr>
+          <w:rFonts w:ascii="Times New Roman" w:hAnsi="Times New Roman" w:eastAsia="宋体"/>
+          <w:color w:val="888888"/>
+          <w:sz w:val="18"/>
+        </w:rPr>
+        <w:t>来源:IT之家 | 时间:10-20 18:13</w:t>
+      </w:r>
+    </w:p>
+    <w:p>
+      <w:r>
+        <w:rPr>
+          <w:rFonts w:ascii="Times New Roman" w:hAnsi="Times New Roman" w:eastAsia="宋体"/>
+          <w:sz w:val="18"/>
+        </w:rPr>
+        <w:t>链接:</w:t>
+      </w:r>
+      <w:hyperlink r:id="rId31">
+        <w:r>
+          <w:rPr>
+            <w:color w:val="0563C1"/>
+            <w:u w:val="single"/>
+          </w:rPr>
+          <w:t>223 港币起卡普空《怪物猎人：荒野》任天堂 Switch 2 版本开启预购，同步上线游戏试玩版</w:t>
+        </w:r>
+      </w:hyperlink>
+    </w:p>
+    <w:p>
+      <w:pPr>
+        <w:pStyle w:val="Heading3"/>
+      </w:pPr>
+      <w:r>
+        <w:rPr>
+          <w:rFonts w:ascii="Times New Roman" w:hAnsi="Times New Roman" w:eastAsia="黑体"/>
+          <w:b w:val="0"/>
+          <w:color w:val="888888"/>
+          <w:sz w:val="24"/>
+        </w:rPr>
+        <w:t>【C级·参考】</w:t>
+      </w:r>
+      <w:r>
+        <w:rPr>
+          <w:rFonts w:ascii="Times New Roman" w:hAnsi="Times New Roman" w:eastAsia="黑体"/>
+          <w:b w:val="0"/>
+          <w:color w:val="888888"/>
+          <w:sz w:val="24"/>
+        </w:rPr>
+        <w:t>经典策略游戏《冰汽时代》登陆任天堂 Switch 平台，29.99 美元</w:t>
+      </w:r>
+    </w:p>
+    <w:p>
+      <w:r>
+        <w:rPr>
+          <w:rFonts w:ascii="Times New Roman" w:hAnsi="Times New Roman" w:eastAsia="宋体"/>
+          <w:color w:val="888888"/>
+          <w:sz w:val="18"/>
+        </w:rPr>
+        <w:t>来源:IT之家 | 时间:10-20 18:01</w:t>
+      </w:r>
+    </w:p>
+    <w:p>
+      <w:r>
+        <w:rPr>
+          <w:rFonts w:ascii="Times New Roman" w:hAnsi="Times New Roman" w:eastAsia="宋体"/>
+          <w:sz w:val="18"/>
+        </w:rPr>
+        <w:t>链接:</w:t>
+      </w:r>
+      <w:hyperlink r:id="rId32">
+        <w:r>
+          <w:rPr>
+            <w:color w:val="0563C1"/>
+            <w:u w:val="single"/>
+          </w:rPr>
+          <w:t>经典策略游戏《冰汽时代》登陆任天堂 Switch 平台，29.99 美元</w:t>
         </w:r>
       </w:hyperlink>
     </w:p>
@@ -1470,7 +1368,7 @@
         </w:rPr>
         <w:t>链接:</w:t>
       </w:r>
-      <w:hyperlink r:id="rId35">
+      <w:hyperlink r:id="rId33">
         <w:r>
           <w:rPr>
             <w:color w:val="0563C1"/>
@@ -1521,13 +1419,76 @@
         </w:rPr>
         <w:t>链接:</w:t>
       </w:r>
-      <w:hyperlink r:id="rId36">
+      <w:hyperlink r:id="rId34">
         <w:r>
           <w:rPr>
             <w:color w:val="0563C1"/>
             <w:u w:val="single"/>
           </w:rPr>
           <w:t>不止于游戏上线：从 Funtap Games 看越南本土发行商的角色转变</w:t>
+        </w:r>
+      </w:hyperlink>
+    </w:p>
+    <w:p>
+      <w:pPr>
+        <w:pStyle w:val="Heading2"/>
+      </w:pPr>
+      <w:r>
+        <w:rPr>
+          <w:rFonts w:ascii="Times New Roman" w:hAnsi="Times New Roman" w:eastAsia="黑体"/>
+          <w:sz w:val="28"/>
+        </w:rPr>
+        <w:t>消费/以旧换新/新餐饮</w:t>
+      </w:r>
+    </w:p>
+    <w:p>
+      <w:pPr>
+        <w:pStyle w:val="Heading3"/>
+      </w:pPr>
+      <w:r>
+        <w:rPr>
+          <w:rFonts w:ascii="Times New Roman" w:hAnsi="Times New Roman" w:eastAsia="黑体"/>
+          <w:b w:val="0"/>
+          <w:color w:val="888888"/>
+          <w:sz w:val="24"/>
+        </w:rPr>
+        <w:t>【C级·参考】</w:t>
+      </w:r>
+      <w:r>
+        <w:rPr>
+          <w:rFonts w:ascii="Times New Roman" w:hAnsi="Times New Roman" w:eastAsia="黑体"/>
+          <w:b w:val="0"/>
+          <w:color w:val="888888"/>
+          <w:sz w:val="24"/>
+        </w:rPr>
+        <w:t>46mm 款 3399 → 2619 元：苹果 Apple Watch Series 12 国补直降</w:t>
+      </w:r>
+    </w:p>
+    <w:p>
+      <w:r>
+        <w:rPr>
+          <w:rFonts w:ascii="Times New Roman" w:hAnsi="Times New Roman" w:eastAsia="宋体"/>
+          <w:color w:val="888888"/>
+          <w:sz w:val="18"/>
+        </w:rPr>
+        <w:t>来源:IT之家 | 时间:10-20 20:23</w:t>
+      </w:r>
+    </w:p>
+    <w:p>
+      <w:r>
+        <w:rPr>
+          <w:rFonts w:ascii="Times New Roman" w:hAnsi="Times New Roman" w:eastAsia="宋体"/>
+          <w:sz w:val="18"/>
+        </w:rPr>
+        <w:t>链接:</w:t>
+      </w:r>
+      <w:hyperlink r:id="rId35">
+        <w:r>
+          <w:rPr>
+            <w:color w:val="0563C1"/>
+            <w:u w:val="single"/>
+          </w:rPr>
+          <w:t>46mm 款 3399 → 2619 元：苹果 Apple Watch Series 12 国补直降</w:t>
         </w:r>
       </w:hyperlink>
     </w:p>
@@ -1551,7 +1512,7 @@
           <w:color w:val="888888"/>
           <w:sz w:val="24"/>
         </w:rPr>
-        <w:t>育碧新加坡工作室大裁员！腾讯取消研发“3A大秦刺客信条”意外曝光</w:t>
+        <w:t>上市价 4999 → 3259 元：vivo X300 手机 12GB+512GB 国补直降</w:t>
       </w:r>
     </w:p>
     <w:p>
@@ -1561,7 +1522,7 @@
           <w:color w:val="888888"/>
           <w:sz w:val="18"/>
         </w:rPr>
-        <w:t>来源:GameLook | 时间:10-19 11:11</w:t>
+        <w:t>来源:IT之家 | 时间:10-20 18:57</w:t>
       </w:r>
     </w:p>
     <w:p>
@@ -1572,13 +1533,13 @@
         </w:rPr>
         <w:t>链接:</w:t>
       </w:r>
-      <w:hyperlink r:id="rId37">
+      <w:hyperlink r:id="rId36">
         <w:r>
           <w:rPr>
             <w:color w:val="0563C1"/>
             <w:u w:val="single"/>
           </w:rPr>
-          <w:t>育碧新加坡工作室大裁员！腾讯取消研发“3A大秦刺客信条”意外曝光</w:t>
+          <w:t>上市价 4999 → 3259 元：vivo X300 手机 12GB+512GB 国补直降</w:t>
         </w:r>
       </w:hyperlink>
     </w:p>
@@ -1602,7 +1563,7 @@
           <w:color w:val="888888"/>
           <w:sz w:val="24"/>
         </w:rPr>
-        <w:t>马斯克新超跑“腾空飞行”，玩家：“我玩过的离谱游戏居然成真了”？</w:t>
+        <w:t>首发价 9599 元：索尼 FE 50mm F1.4 GM 全画幅镜头 6259 元国补直降</w:t>
       </w:r>
     </w:p>
     <w:p>
@@ -1612,7 +1573,58 @@
           <w:color w:val="888888"/>
           <w:sz w:val="18"/>
         </w:rPr>
-        <w:t>来源:GameLook | 时间:10-19 10:10</w:t>
+        <w:t>来源:IT之家 | 时间:10-20 18:46</w:t>
+      </w:r>
+    </w:p>
+    <w:p>
+      <w:r>
+        <w:rPr>
+          <w:rFonts w:ascii="Times New Roman" w:hAnsi="Times New Roman" w:eastAsia="宋体"/>
+          <w:sz w:val="18"/>
+        </w:rPr>
+        <w:t>链接:</w:t>
+      </w:r>
+      <w:hyperlink r:id="rId37">
+        <w:r>
+          <w:rPr>
+            <w:color w:val="0563C1"/>
+            <w:u w:val="single"/>
+          </w:rPr>
+          <w:t>首发价 9599 元：索尼 FE 50mm F1.4 GM 全画幅镜头 6259 元国补直降</w:t>
+        </w:r>
+      </w:hyperlink>
+    </w:p>
+    <w:p>
+      <w:pPr>
+        <w:pStyle w:val="Heading3"/>
+      </w:pPr>
+      <w:r>
+        <w:rPr>
+          <w:rFonts w:ascii="Times New Roman" w:hAnsi="Times New Roman" w:eastAsia="黑体"/>
+          <w:b w:val="0"/>
+          <w:color w:val="888888"/>
+          <w:sz w:val="24"/>
+        </w:rPr>
+        <w:t>【C级·参考】</w:t>
+      </w:r>
+      <w:r>
+        <w:rPr>
+          <w:rFonts w:ascii="Times New Roman" w:hAnsi="Times New Roman" w:eastAsia="黑体"/>
+          <w:b w:val="0"/>
+          <w:color w:val="888888"/>
+          <w:sz w:val="24"/>
+        </w:rPr>
+        <w:t>单机身 8091 元国补直降：索尼 Alpha 7C II 全画幅微单京东 11.11 破冰新低</w:t>
+      </w:r>
+    </w:p>
+    <w:p>
+      <w:r>
+        <w:rPr>
+          <w:rFonts w:ascii="Times New Roman" w:hAnsi="Times New Roman" w:eastAsia="宋体"/>
+          <w:color w:val="888888"/>
+          <w:sz w:val="18"/>
+        </w:rPr>
+        <w:t>来源:IT之家 | 时间:10-20 18:06</w:t>
       </w:r>
     </w:p>
     <w:p>
@@ -1629,26 +1641,9 @@
             <w:color w:val="0563C1"/>
             <w:u w:val="single"/>
           </w:rPr>
-          <w:t>马斯克新超跑“腾空飞行”，玩家：“我玩过的离谱游戏居然成真了”？</w:t>
+          <w:t>单机身 8091 元国补直降：索尼 Alpha 7C II 全画幅微单京东 11.11 破冰新低</w:t>
         </w:r>
       </w:hyperlink>
-    </w:p>
-    <w:p>
-      <w:pPr>
-        <w:pStyle w:val="Heading2"/>
-      </w:pPr>
-      <w:r>
-        <w:rPr>
-          <w:rFonts w:ascii="Times New Roman" w:hAnsi="Times New Roman" w:eastAsia="黑体"/>
-          <w:sz w:val="28"/>
-        </w:rPr>
-        <w:t>消费/以旧换新/新餐饮</w:t>
-      </w:r>
-    </w:p>
-    <w:p>
-      <w:r>
-        <w:t>本线口暂无重要更新</w:t>
-      </w:r>
     </w:p>
     <w:p>
       <w:pPr>
@@ -1676,7 +1671,7 @@
           <w:rFonts w:ascii="Times New Roman" w:hAnsi="Times New Roman" w:eastAsia="宋体"/>
           <w:sz w:val="18"/>
         </w:rPr>
-        <w:t>IT之家(60)、GameLook(14)、HackerNews(6)、Bing新闻(5)</w:t>
+        <w:t>IT之家(60)、GameLook(14)、HackerNews(7)、Bing新闻(9)</w:t>
       </w:r>
     </w:p>
     <w:p>

--- a/briefings/线口监测午报-2026-10-20.docx
+++ b/briefings/线口监测午报-2026-10-20.docx
@@ -22,7 +22,7 @@
           <w:color w:val="888888"/>
           <w:sz w:val="18"/>
         </w:rPr>
-        <w:t>监测窗口:近48小时 | 生成时间:2026-10-20 20:40</w:t>
+        <w:t>监测窗口:近48小时 | 生成时间:2026-10-20 21:31</w:t>
       </w:r>
     </w:p>
     <w:p>
@@ -172,7 +172,7 @@
           <w:color w:val="888888"/>
           <w:sz w:val="24"/>
         </w:rPr>
-        <w:t>微软设计师也开始借助 AI 编写 Win11 代码，加速修复界面不一致问题</w:t>
+        <w:t>「钱」流向了哪？ 2026 AI/AR 眼镜融资变化</w:t>
       </w:r>
     </w:p>
     <w:p>
@@ -182,7 +182,7 @@
           <w:color w:val="888888"/>
           <w:sz w:val="18"/>
         </w:rPr>
-        <w:t>来源:IT之家 | 时间:10-20 18:24</w:t>
+        <w:t>来源:Bing新闻 | 时间:10-20 14:30</w:t>
       </w:r>
     </w:p>
     <w:p>
@@ -199,7 +199,7 @@
             <w:color w:val="0563C1"/>
             <w:u w:val="single"/>
           </w:rPr>
-          <w:t>微软设计师也开始借助 AI 编写 Win11 代码，加速修复界面不一致问题</w:t>
+          <w:t>「钱」流向了哪？ 2026 AI/AR 眼镜融资变化</w:t>
         </w:r>
       </w:hyperlink>
     </w:p>
@@ -223,7 +223,7 @@
           <w:color w:val="888888"/>
           <w:sz w:val="24"/>
         </w:rPr>
-        <w:t>华硕 a 豆 14 Air 2026 笔记本新增 16GB + 1TB 存储版：AMD AI 9 H 465 处理器，6999 元起</w:t>
+        <w:t>观察 | 极米、大眼橙挺进AI眼镜赛道，投影厂商的眼前战场从厅卧延伸到脸上</w:t>
       </w:r>
     </w:p>
     <w:p>
@@ -233,7 +233,7 @@
           <w:color w:val="888888"/>
           <w:sz w:val="18"/>
         </w:rPr>
-        <w:t>来源:IT之家 | 时间:10-20 18:18</w:t>
+        <w:t>来源:Bing新闻 | 时间:10-20 14:30</w:t>
       </w:r>
     </w:p>
     <w:p>
@@ -250,7 +250,7 @@
             <w:color w:val="0563C1"/>
             <w:u w:val="single"/>
           </w:rPr>
-          <w:t>华硕 a 豆 14 Air 2026 笔记本新增 16GB + 1TB 存储版：AMD AI 9 H 465 处理器，6999 元起</w:t>
+          <w:t>观察 | 极米、大眼橙挺进AI眼镜赛道，投影厂商的眼前战场从厅卧延伸到脸上</w:t>
         </w:r>
       </w:hyperlink>
     </w:p>
@@ -325,108 +325,6 @@
           <w:color w:val="888888"/>
           <w:sz w:val="24"/>
         </w:rPr>
-        <w:t>「钱」流向了哪？ 2026 AI/AR 眼镜融资变化</w:t>
-      </w:r>
-    </w:p>
-    <w:p>
-      <w:r>
-        <w:rPr>
-          <w:rFonts w:ascii="Times New Roman" w:hAnsi="Times New Roman" w:eastAsia="宋体"/>
-          <w:color w:val="888888"/>
-          <w:sz w:val="18"/>
-        </w:rPr>
-        <w:t>来源:Bing新闻 | 时间:10-20 13:40</w:t>
-      </w:r>
-    </w:p>
-    <w:p>
-      <w:r>
-        <w:rPr>
-          <w:rFonts w:ascii="Times New Roman" w:hAnsi="Times New Roman" w:eastAsia="宋体"/>
-          <w:sz w:val="18"/>
-        </w:rPr>
-        <w:t>链接:</w:t>
-      </w:r>
-      <w:hyperlink r:id="rId14">
-        <w:r>
-          <w:rPr>
-            <w:color w:val="0563C1"/>
-            <w:u w:val="single"/>
-          </w:rPr>
-          <w:t>「钱」流向了哪？ 2026 AI/AR 眼镜融资变化</w:t>
-        </w:r>
-      </w:hyperlink>
-    </w:p>
-    <w:p>
-      <w:pPr>
-        <w:pStyle w:val="Heading3"/>
-      </w:pPr>
-      <w:r>
-        <w:rPr>
-          <w:rFonts w:ascii="Times New Roman" w:hAnsi="Times New Roman" w:eastAsia="黑体"/>
-          <w:b w:val="0"/>
-          <w:color w:val="888888"/>
-          <w:sz w:val="24"/>
-        </w:rPr>
-        <w:t>【C级·参考】</w:t>
-      </w:r>
-      <w:r>
-        <w:rPr>
-          <w:rFonts w:ascii="Times New Roman" w:hAnsi="Times New Roman" w:eastAsia="黑体"/>
-          <w:b w:val="0"/>
-          <w:color w:val="888888"/>
-          <w:sz w:val="24"/>
-        </w:rPr>
-        <w:t>观察 | 极米、大眼橙挺进AI眼镜赛道，投影厂商的眼前战场从厅卧延伸到脸上</w:t>
-      </w:r>
-    </w:p>
-    <w:p>
-      <w:r>
-        <w:rPr>
-          <w:rFonts w:ascii="Times New Roman" w:hAnsi="Times New Roman" w:eastAsia="宋体"/>
-          <w:color w:val="888888"/>
-          <w:sz w:val="18"/>
-        </w:rPr>
-        <w:t>来源:Bing新闻 | 时间:10-20 13:40</w:t>
-      </w:r>
-    </w:p>
-    <w:p>
-      <w:r>
-        <w:rPr>
-          <w:rFonts w:ascii="Times New Roman" w:hAnsi="Times New Roman" w:eastAsia="宋体"/>
-          <w:sz w:val="18"/>
-        </w:rPr>
-        <w:t>链接:</w:t>
-      </w:r>
-      <w:hyperlink r:id="rId15">
-        <w:r>
-          <w:rPr>
-            <w:color w:val="0563C1"/>
-            <w:u w:val="single"/>
-          </w:rPr>
-          <w:t>观察 | 极米、大眼橙挺进AI眼镜赛道，投影厂商的眼前战场从厅卧延伸到脸上</w:t>
-        </w:r>
-      </w:hyperlink>
-    </w:p>
-    <w:p>
-      <w:pPr>
-        <w:pStyle w:val="Heading3"/>
-      </w:pPr>
-      <w:r>
-        <w:rPr>
-          <w:rFonts w:ascii="Times New Roman" w:hAnsi="Times New Roman" w:eastAsia="黑体"/>
-          <w:b w:val="0"/>
-          <w:color w:val="888888"/>
-          <w:sz w:val="24"/>
-        </w:rPr>
-        <w:t>【C级·参考】</w:t>
-      </w:r>
-      <w:r>
-        <w:rPr>
-          <w:rFonts w:ascii="Times New Roman" w:hAnsi="Times New Roman" w:eastAsia="黑体"/>
-          <w:b w:val="0"/>
-          <w:color w:val="888888"/>
-          <w:sz w:val="24"/>
-        </w:rPr>
         <w:t>珠海冠宇：重点布局AI配饰、AI眼镜、AR设备、AI戒指、AI手表等AI端侧应用</w:t>
       </w:r>
     </w:p>
@@ -448,268 +346,13 @@
         </w:rPr>
         <w:t>链接:</w:t>
       </w:r>
-      <w:hyperlink r:id="rId16">
+      <w:hyperlink r:id="rId14">
         <w:r>
           <w:rPr>
             <w:color w:val="0563C1"/>
             <w:u w:val="single"/>
           </w:rPr>
           <w:t>珠海冠宇：重点布局AI配饰、AI眼镜、AR设备、AI戒指、AI手表等AI端侧应用</w:t>
-        </w:r>
-      </w:hyperlink>
-    </w:p>
-    <w:p>
-      <w:pPr>
-        <w:pStyle w:val="Heading3"/>
-      </w:pPr>
-      <w:r>
-        <w:rPr>
-          <w:rFonts w:ascii="Times New Roman" w:hAnsi="Times New Roman" w:eastAsia="黑体"/>
-          <w:b w:val="0"/>
-          <w:color w:val="888888"/>
-          <w:sz w:val="24"/>
-        </w:rPr>
-        <w:t>【C级·参考】</w:t>
-      </w:r>
-      <w:r>
-        <w:rPr>
-          <w:rFonts w:ascii="Times New Roman" w:hAnsi="Times New Roman" w:eastAsia="黑体"/>
-          <w:b w:val="0"/>
-          <w:color w:val="888888"/>
-          <w:sz w:val="24"/>
-        </w:rPr>
-        <w:t>Go will reject certificate chains containing eight distrusted SPKIs</w:t>
-      </w:r>
-    </w:p>
-    <w:p>
-      <w:r>
-        <w:rPr>
-          <w:rFonts w:ascii="Times New Roman" w:hAnsi="Times New Roman" w:eastAsia="宋体"/>
-          <w:color w:val="888888"/>
-          <w:sz w:val="18"/>
-        </w:rPr>
-        <w:t>来源:Hacker News | 时间:10-20 11:05</w:t>
-      </w:r>
-    </w:p>
-    <w:p>
-      <w:r>
-        <w:rPr>
-          <w:rFonts w:ascii="Times New Roman" w:hAnsi="Times New Roman" w:eastAsia="宋体"/>
-          <w:sz w:val="18"/>
-        </w:rPr>
-        <w:t>链接:</w:t>
-      </w:r>
-      <w:hyperlink r:id="rId17">
-        <w:r>
-          <w:rPr>
-            <w:color w:val="0563C1"/>
-            <w:u w:val="single"/>
-          </w:rPr>
-          <w:t>Go will reject certificate chains containing eight distrusted SPKIs</w:t>
-        </w:r>
-      </w:hyperlink>
-    </w:p>
-    <w:p>
-      <w:pPr>
-        <w:pStyle w:val="Heading3"/>
-      </w:pPr>
-      <w:r>
-        <w:rPr>
-          <w:rFonts w:ascii="Times New Roman" w:hAnsi="Times New Roman" w:eastAsia="黑体"/>
-          <w:b w:val="0"/>
-          <w:color w:val="888888"/>
-          <w:sz w:val="24"/>
-        </w:rPr>
-        <w:t>【C级·参考】</w:t>
-      </w:r>
-      <w:r>
-        <w:rPr>
-          <w:rFonts w:ascii="Times New Roman" w:hAnsi="Times New Roman" w:eastAsia="黑体"/>
-          <w:b w:val="0"/>
-          <w:color w:val="888888"/>
-          <w:sz w:val="24"/>
-        </w:rPr>
-        <w:t>独立游戏被AI抄袭吓破胆！取消Demo测试，同行吐槽：独游用AI就是原罪？</w:t>
-      </w:r>
-    </w:p>
-    <w:p>
-      <w:r>
-        <w:rPr>
-          <w:rFonts w:ascii="Times New Roman" w:hAnsi="Times New Roman" w:eastAsia="宋体"/>
-          <w:color w:val="888888"/>
-          <w:sz w:val="18"/>
-        </w:rPr>
-        <w:t>来源:GameLook | 时间:10-20 10:52</w:t>
-      </w:r>
-    </w:p>
-    <w:p>
-      <w:r>
-        <w:rPr>
-          <w:rFonts w:ascii="Times New Roman" w:hAnsi="Times New Roman" w:eastAsia="宋体"/>
-          <w:sz w:val="18"/>
-        </w:rPr>
-        <w:t>链接:</w:t>
-      </w:r>
-      <w:hyperlink r:id="rId18">
-        <w:r>
-          <w:rPr>
-            <w:color w:val="0563C1"/>
-            <w:u w:val="single"/>
-          </w:rPr>
-          <w:t>独立游戏被AI抄袭吓破胆！取消Demo测试，同行吐槽：独游用AI就是原罪？</w:t>
-        </w:r>
-      </w:hyperlink>
-    </w:p>
-    <w:p>
-      <w:pPr>
-        <w:pStyle w:val="Heading3"/>
-      </w:pPr>
-      <w:r>
-        <w:rPr>
-          <w:rFonts w:ascii="Times New Roman" w:hAnsi="Times New Roman" w:eastAsia="黑体"/>
-          <w:b w:val="0"/>
-          <w:color w:val="888888"/>
-          <w:sz w:val="24"/>
-        </w:rPr>
-        <w:t>【C级·参考】</w:t>
-      </w:r>
-      <w:r>
-        <w:rPr>
-          <w:rFonts w:ascii="Times New Roman" w:hAnsi="Times New Roman" w:eastAsia="黑体"/>
-          <w:b w:val="0"/>
-          <w:color w:val="888888"/>
-          <w:sz w:val="24"/>
-        </w:rPr>
-        <w:t>游戏美术哭了：AI大模型操作Blender 3D建模，Tripo和Meshy都有危险？</w:t>
-      </w:r>
-    </w:p>
-    <w:p>
-      <w:r>
-        <w:rPr>
-          <w:rFonts w:ascii="Times New Roman" w:hAnsi="Times New Roman" w:eastAsia="宋体"/>
-          <w:color w:val="888888"/>
-          <w:sz w:val="18"/>
-        </w:rPr>
-        <w:t>来源:GameLook | 时间:10-20 10:51</w:t>
-      </w:r>
-    </w:p>
-    <w:p>
-      <w:r>
-        <w:rPr>
-          <w:rFonts w:ascii="Times New Roman" w:hAnsi="Times New Roman" w:eastAsia="宋体"/>
-          <w:sz w:val="18"/>
-        </w:rPr>
-        <w:t>链接:</w:t>
-      </w:r>
-      <w:hyperlink r:id="rId19">
-        <w:r>
-          <w:rPr>
-            <w:color w:val="0563C1"/>
-            <w:u w:val="single"/>
-          </w:rPr>
-          <w:t>游戏美术哭了：AI大模型操作Blender 3D建模，Tripo和Meshy都有危险？</w:t>
-        </w:r>
-      </w:hyperlink>
-    </w:p>
-    <w:p>
-      <w:pPr>
-        <w:pStyle w:val="Heading3"/>
-      </w:pPr>
-      <w:r>
-        <w:rPr>
-          <w:rFonts w:ascii="Times New Roman" w:hAnsi="Times New Roman" w:eastAsia="黑体"/>
-          <w:b w:val="0"/>
-          <w:color w:val="888888"/>
-          <w:sz w:val="24"/>
-        </w:rPr>
-        <w:t>【C级·参考】</w:t>
-      </w:r>
-      <w:r>
-        <w:rPr>
-          <w:rFonts w:ascii="Times New Roman" w:hAnsi="Times New Roman" w:eastAsia="黑体"/>
-          <w:b w:val="0"/>
-          <w:color w:val="888888"/>
-          <w:sz w:val="24"/>
-        </w:rPr>
-        <w:t>深度分析：AI反编译对游戏圈意味着什么？</w:t>
-      </w:r>
-    </w:p>
-    <w:p>
-      <w:r>
-        <w:rPr>
-          <w:rFonts w:ascii="Times New Roman" w:hAnsi="Times New Roman" w:eastAsia="宋体"/>
-          <w:color w:val="888888"/>
-          <w:sz w:val="18"/>
-        </w:rPr>
-        <w:t>来源:GameLook | 时间:10-20 09:45</w:t>
-      </w:r>
-    </w:p>
-    <w:p>
-      <w:r>
-        <w:rPr>
-          <w:rFonts w:ascii="Times New Roman" w:hAnsi="Times New Roman" w:eastAsia="宋体"/>
-          <w:sz w:val="18"/>
-        </w:rPr>
-        <w:t>链接:</w:t>
-      </w:r>
-      <w:hyperlink r:id="rId20">
-        <w:r>
-          <w:rPr>
-            <w:color w:val="0563C1"/>
-            <w:u w:val="single"/>
-          </w:rPr>
-          <w:t>深度分析：AI反编译对游戏圈意味着什么？</w:t>
-        </w:r>
-      </w:hyperlink>
-    </w:p>
-    <w:p>
-      <w:pPr>
-        <w:pStyle w:val="Heading3"/>
-      </w:pPr>
-      <w:r>
-        <w:rPr>
-          <w:rFonts w:ascii="Times New Roman" w:hAnsi="Times New Roman" w:eastAsia="黑体"/>
-          <w:b w:val="0"/>
-          <w:color w:val="888888"/>
-          <w:sz w:val="24"/>
-        </w:rPr>
-        <w:t>【C级·参考】</w:t>
-      </w:r>
-      <w:r>
-        <w:rPr>
-          <w:rFonts w:ascii="Times New Roman" w:hAnsi="Times New Roman" w:eastAsia="黑体"/>
-          <w:b w:val="0"/>
-          <w:color w:val="888888"/>
-          <w:sz w:val="24"/>
-        </w:rPr>
-        <w:t>A股异动丨英伟达GTC聚焦物理AI，AI眼镜概念全线走强，长盈精密20CM涨停</w:t>
-      </w:r>
-    </w:p>
-    <w:p>
-      <w:r>
-        <w:rPr>
-          <w:rFonts w:ascii="Times New Roman" w:hAnsi="Times New Roman" w:eastAsia="宋体"/>
-          <w:color w:val="888888"/>
-          <w:sz w:val="18"/>
-        </w:rPr>
-        <w:t>来源:Bing新闻 | 时间:10-20 06:41</w:t>
-      </w:r>
-    </w:p>
-    <w:p>
-      <w:r>
-        <w:rPr>
-          <w:rFonts w:ascii="Times New Roman" w:hAnsi="Times New Roman" w:eastAsia="宋体"/>
-          <w:sz w:val="18"/>
-        </w:rPr>
-        <w:t>链接:</w:t>
-      </w:r>
-      <w:hyperlink r:id="rId21">
-        <w:r>
-          <w:rPr>
-            <w:color w:val="0563C1"/>
-            <w:u w:val="single"/>
-          </w:rPr>
-          <w:t>A股异动丨英伟达GTC聚焦物理AI，AI眼镜概念全线走强，长盈精密20CM涨停</w:t>
         </w:r>
       </w:hyperlink>
     </w:p>
@@ -754,7 +397,7 @@
         </w:rPr>
         <w:t>链接:</w:t>
       </w:r>
-      <w:hyperlink r:id="rId22">
+      <w:hyperlink r:id="rId15">
         <w:r>
           <w:rPr>
             <w:color w:val="0563C1"/>
@@ -805,7 +448,7 @@
         </w:rPr>
         <w:t>链接:</w:t>
       </w:r>
-      <w:hyperlink r:id="rId23">
+      <w:hyperlink r:id="rId16">
         <w:r>
           <w:rPr>
             <w:color w:val="0563C1"/>
@@ -856,7 +499,7 @@
         </w:rPr>
         <w:t>链接:</w:t>
       </w:r>
-      <w:hyperlink r:id="rId24">
+      <w:hyperlink r:id="rId17">
         <w:r>
           <w:rPr>
             <w:color w:val="0563C1"/>
@@ -907,13 +550,64 @@
         </w:rPr>
         <w:t>链接:</w:t>
       </w:r>
-      <w:hyperlink r:id="rId25">
+      <w:hyperlink r:id="rId18">
         <w:r>
           <w:rPr>
             <w:color w:val="0563C1"/>
             <w:u w:val="single"/>
           </w:rPr>
           <w:t>Ask HN: How to deal with shipping AI-written code you don't understand?</w:t>
+        </w:r>
+      </w:hyperlink>
+    </w:p>
+    <w:p>
+      <w:pPr>
+        <w:pStyle w:val="Heading3"/>
+      </w:pPr>
+      <w:r>
+        <w:rPr>
+          <w:rFonts w:ascii="Times New Roman" w:hAnsi="Times New Roman" w:eastAsia="黑体"/>
+          <w:b w:val="0"/>
+          <w:color w:val="888888"/>
+          <w:sz w:val="24"/>
+        </w:rPr>
+        <w:t>【C级·参考】</w:t>
+      </w:r>
+      <w:r>
+        <w:rPr>
+          <w:rFonts w:ascii="Times New Roman" w:hAnsi="Times New Roman" w:eastAsia="黑体"/>
+          <w:b w:val="0"/>
+          <w:color w:val="888888"/>
+          <w:sz w:val="24"/>
+        </w:rPr>
+        <w:t>戴AI眼镜的人越来越多，不戴的人开始有意见了</w:t>
+      </w:r>
+    </w:p>
+    <w:p>
+      <w:r>
+        <w:rPr>
+          <w:rFonts w:ascii="Times New Roman" w:hAnsi="Times New Roman" w:eastAsia="宋体"/>
+          <w:color w:val="888888"/>
+          <w:sz w:val="18"/>
+        </w:rPr>
+        <w:t>来源:Bing新闻 | 时间:10-19 17:03</w:t>
+      </w:r>
+    </w:p>
+    <w:p>
+      <w:r>
+        <w:rPr>
+          <w:rFonts w:ascii="Times New Roman" w:hAnsi="Times New Roman" w:eastAsia="宋体"/>
+          <w:sz w:val="18"/>
+        </w:rPr>
+        <w:t>链接:</w:t>
+      </w:r>
+      <w:hyperlink r:id="rId19">
+        <w:r>
+          <w:rPr>
+            <w:color w:val="0563C1"/>
+            <w:u w:val="single"/>
+          </w:rPr>
+          <w:t>戴AI眼镜的人越来越多，不戴的人开始有意见了</w:t>
         </w:r>
       </w:hyperlink>
     </w:p>
@@ -970,7 +664,7 @@
         </w:rPr>
         <w:t>链接:</w:t>
       </w:r>
-      <w:hyperlink r:id="rId26">
+      <w:hyperlink r:id="rId20">
         <w:r>
           <w:rPr>
             <w:color w:val="0563C1"/>
@@ -991,6 +685,57 @@
         </w:rPr>
         <w:t>无人驾驶/低空/智慧出行</w:t>
       </w:r>
+    </w:p>
+    <w:p>
+      <w:pPr>
+        <w:pStyle w:val="Heading3"/>
+      </w:pPr>
+      <w:r>
+        <w:rPr>
+          <w:rFonts w:ascii="Times New Roman" w:hAnsi="Times New Roman" w:eastAsia="黑体"/>
+          <w:b w:val="0"/>
+          <w:color w:val="888888"/>
+          <w:sz w:val="24"/>
+        </w:rPr>
+        <w:t>【C级·参考】</w:t>
+      </w:r>
+      <w:r>
+        <w:rPr>
+          <w:rFonts w:ascii="Times New Roman" w:hAnsi="Times New Roman" w:eastAsia="黑体"/>
+          <w:b w:val="0"/>
+          <w:color w:val="888888"/>
+          <w:sz w:val="24"/>
+        </w:rPr>
+        <w:t>北汽星钽 5X 官宣采用舱内激光雷达，号称首搭华为乾崑智驾️ ADS️ 5 Pro 的纯电方盒子</w:t>
+      </w:r>
+    </w:p>
+    <w:p>
+      <w:r>
+        <w:rPr>
+          <w:rFonts w:ascii="Times New Roman" w:hAnsi="Times New Roman" w:eastAsia="宋体"/>
+          <w:color w:val="888888"/>
+          <w:sz w:val="18"/>
+        </w:rPr>
+        <w:t>来源:IT之家 | 时间:10-20 20:51</w:t>
+      </w:r>
+    </w:p>
+    <w:p>
+      <w:r>
+        <w:rPr>
+          <w:rFonts w:ascii="Times New Roman" w:hAnsi="Times New Roman" w:eastAsia="宋体"/>
+          <w:sz w:val="18"/>
+        </w:rPr>
+        <w:t>链接:</w:t>
+      </w:r>
+      <w:hyperlink r:id="rId21">
+        <w:r>
+          <w:rPr>
+            <w:color w:val="0563C1"/>
+            <w:u w:val="single"/>
+          </w:rPr>
+          <w:t>北汽星钽 5X 官宣采用舱内激光雷达，号称首搭华为乾崑智驾️ ADS️ 5 Pro 的纯电方盒子</w:t>
+        </w:r>
+      </w:hyperlink>
     </w:p>
     <w:p>
       <w:pPr>
@@ -1033,7 +778,7 @@
         </w:rPr>
         <w:t>链接:</w:t>
       </w:r>
-      <w:hyperlink r:id="rId27">
+      <w:hyperlink r:id="rId22">
         <w:r>
           <w:rPr>
             <w:color w:val="0563C1"/>
@@ -1092,6 +837,57 @@
           <w:color w:val="888888"/>
           <w:sz w:val="24"/>
         </w:rPr>
+        <w:t>雷鸟 27Q6A Pro 电竞显示器 1198 元国补直降：2K 320Hz、180 分区控光</w:t>
+      </w:r>
+    </w:p>
+    <w:p>
+      <w:r>
+        <w:rPr>
+          <w:rFonts w:ascii="Times New Roman" w:hAnsi="Times New Roman" w:eastAsia="宋体"/>
+          <w:color w:val="888888"/>
+          <w:sz w:val="18"/>
+        </w:rPr>
+        <w:t>来源:IT之家 | 时间:10-20 21:06</w:t>
+      </w:r>
+    </w:p>
+    <w:p>
+      <w:r>
+        <w:rPr>
+          <w:rFonts w:ascii="Times New Roman" w:hAnsi="Times New Roman" w:eastAsia="宋体"/>
+          <w:sz w:val="18"/>
+        </w:rPr>
+        <w:t>链接:</w:t>
+      </w:r>
+      <w:hyperlink r:id="rId23">
+        <w:r>
+          <w:rPr>
+            <w:color w:val="0563C1"/>
+            <w:u w:val="single"/>
+          </w:rPr>
+          <w:t>雷鸟 27Q6A Pro 电竞显示器 1198 元国补直降：2K 320Hz、180 分区控光</w:t>
+        </w:r>
+      </w:hyperlink>
+    </w:p>
+    <w:p>
+      <w:pPr>
+        <w:pStyle w:val="Heading3"/>
+      </w:pPr>
+      <w:r>
+        <w:rPr>
+          <w:rFonts w:ascii="Times New Roman" w:hAnsi="Times New Roman" w:eastAsia="黑体"/>
+          <w:b w:val="0"/>
+          <w:color w:val="888888"/>
+          <w:sz w:val="24"/>
+        </w:rPr>
+        <w:t>【C级·参考】</w:t>
+      </w:r>
+      <w:r>
+        <w:rPr>
+          <w:rFonts w:ascii="Times New Roman" w:hAnsi="Times New Roman" w:eastAsia="黑体"/>
+          <w:b w:val="0"/>
+          <w:color w:val="888888"/>
+          <w:sz w:val="24"/>
+        </w:rPr>
         <w:t>网易云音乐官宣鸿蒙版完成主流终端全适配，含手机、折叠屏、平板、运动手表、电脑与华为 HiCar 等</w:t>
       </w:r>
     </w:p>
@@ -1113,7 +909,7 @@
         </w:rPr>
         <w:t>链接:</w:t>
       </w:r>
-      <w:hyperlink r:id="rId28">
+      <w:hyperlink r:id="rId24">
         <w:r>
           <w:rPr>
             <w:color w:val="0563C1"/>
@@ -1164,7 +960,7 @@
         </w:rPr>
         <w:t>链接:</w:t>
       </w:r>
-      <w:hyperlink r:id="rId29">
+      <w:hyperlink r:id="rId25">
         <w:r>
           <w:rPr>
             <w:color w:val="0563C1"/>
@@ -1215,13 +1011,76 @@
         </w:rPr>
         <w:t>链接:</w:t>
       </w:r>
-      <w:hyperlink r:id="rId30">
+      <w:hyperlink r:id="rId26">
         <w:r>
           <w:rPr>
             <w:color w:val="0563C1"/>
             <w:u w:val="single"/>
           </w:rPr>
           <w:t>VR 游戏《收获日：Aces High》11 月 5 日登陆 Meta Quest/SteamVR 平台，定价 25 美元</w:t>
+        </w:r>
+      </w:hyperlink>
+    </w:p>
+    <w:p>
+      <w:pPr>
+        <w:pStyle w:val="Heading2"/>
+      </w:pPr>
+      <w:r>
+        <w:rPr>
+          <w:rFonts w:ascii="Times New Roman" w:hAnsi="Times New Roman" w:eastAsia="黑体"/>
+          <w:sz w:val="28"/>
+        </w:rPr>
+        <w:t>消费/以旧换新/新餐饮</w:t>
+      </w:r>
+    </w:p>
+    <w:p>
+      <w:pPr>
+        <w:pStyle w:val="Heading3"/>
+      </w:pPr>
+      <w:r>
+        <w:rPr>
+          <w:rFonts w:ascii="Times New Roman" w:hAnsi="Times New Roman" w:eastAsia="黑体"/>
+          <w:b w:val="0"/>
+          <w:color w:val="888888"/>
+          <w:sz w:val="24"/>
+        </w:rPr>
+        <w:t>【C级·参考】</w:t>
+      </w:r>
+      <w:r>
+        <w:rPr>
+          <w:rFonts w:ascii="Times New Roman" w:hAnsi="Times New Roman" w:eastAsia="黑体"/>
+          <w:b w:val="0"/>
+          <w:color w:val="888888"/>
+          <w:sz w:val="24"/>
+        </w:rPr>
+        <w:t>首发 1999 元 → 1153 元：小米米家净水器 1200G Pro 国补探新低</w:t>
+      </w:r>
+    </w:p>
+    <w:p>
+      <w:r>
+        <w:rPr>
+          <w:rFonts w:ascii="Times New Roman" w:hAnsi="Times New Roman" w:eastAsia="宋体"/>
+          <w:color w:val="888888"/>
+          <w:sz w:val="18"/>
+        </w:rPr>
+        <w:t>来源:IT之家 | 时间:10-20 21:23</w:t>
+      </w:r>
+    </w:p>
+    <w:p>
+      <w:r>
+        <w:rPr>
+          <w:rFonts w:ascii="Times New Roman" w:hAnsi="Times New Roman" w:eastAsia="宋体"/>
+          <w:sz w:val="18"/>
+        </w:rPr>
+        <w:t>链接:</w:t>
+      </w:r>
+      <w:hyperlink r:id="rId27">
+        <w:r>
+          <w:rPr>
+            <w:color w:val="0563C1"/>
+            <w:u w:val="single"/>
+          </w:rPr>
+          <w:t>首发 1999 元 → 1153 元：小米米家净水器 1200G Pro 国补探新低</w:t>
         </w:r>
       </w:hyperlink>
     </w:p>
@@ -1245,7 +1104,7 @@
           <w:color w:val="888888"/>
           <w:sz w:val="24"/>
         </w:rPr>
-        <w:t>223 港币起卡普空《怪物猎人：荒野》任天堂 Switch 2 版本开启预购，同步上线游戏试玩版</w:t>
+        <w:t>429 → 207 元破冰新低：腾达泰山 BE7200 Ultra 路由器国补直降，五天线设计、9 颗 FEM</w:t>
       </w:r>
     </w:p>
     <w:p>
@@ -1255,7 +1114,7 @@
           <w:color w:val="888888"/>
           <w:sz w:val="18"/>
         </w:rPr>
-        <w:t>来源:IT之家 | 时间:10-20 18:13</w:t>
+        <w:t>来源:IT之家 | 时间:10-20 21:14</w:t>
       </w:r>
     </w:p>
     <w:p>
@@ -1266,13 +1125,13 @@
         </w:rPr>
         <w:t>链接:</w:t>
       </w:r>
-      <w:hyperlink r:id="rId31">
+      <w:hyperlink r:id="rId28">
         <w:r>
           <w:rPr>
             <w:color w:val="0563C1"/>
             <w:u w:val="single"/>
           </w:rPr>
-          <w:t>223 港币起卡普空《怪物猎人：荒野》任天堂 Switch 2 版本开启预购，同步上线游戏试玩版</w:t>
+          <w:t>429 → 207 元破冰新低：腾达泰山 BE7200 Ultra 路由器国补直降，五天线设计、9 颗 FEM</w:t>
         </w:r>
       </w:hyperlink>
     </w:p>
@@ -1296,7 +1155,7 @@
           <w:color w:val="888888"/>
           <w:sz w:val="24"/>
         </w:rPr>
-        <w:t>经典策略游戏《冰汽时代》登陆任天堂 Switch 平台，29.99 美元</w:t>
+        <w:t>中兴 BE7200 MAX 路由器 535 元国补新低：万兆 SFP + 全 2.5G 网口、1G RAM</w:t>
       </w:r>
     </w:p>
     <w:p>
@@ -1306,7 +1165,7 @@
           <w:color w:val="888888"/>
           <w:sz w:val="18"/>
         </w:rPr>
-        <w:t>来源:IT之家 | 时间:10-20 18:01</w:t>
+        <w:t>来源:IT之家 | 时间:10-20 20:52</w:t>
       </w:r>
     </w:p>
     <w:p>
@@ -1317,129 +1176,15 @@
         </w:rPr>
         <w:t>链接:</w:t>
       </w:r>
-      <w:hyperlink r:id="rId32">
+      <w:hyperlink r:id="rId29">
         <w:r>
           <w:rPr>
             <w:color w:val="0563C1"/>
             <w:u w:val="single"/>
           </w:rPr>
-          <w:t>经典策略游戏《冰汽时代》登陆任天堂 Switch 平台，29.99 美元</w:t>
+          <w:t>中兴 BE7200 MAX 路由器 535 元国补新低：万兆 SFP + 全 2.5G 网口、1G RAM</w:t>
         </w:r>
       </w:hyperlink>
-    </w:p>
-    <w:p>
-      <w:pPr>
-        <w:pStyle w:val="Heading3"/>
-      </w:pPr>
-      <w:r>
-        <w:rPr>
-          <w:rFonts w:ascii="Times New Roman" w:hAnsi="Times New Roman" w:eastAsia="黑体"/>
-          <w:b w:val="0"/>
-          <w:color w:val="888888"/>
-          <w:sz w:val="24"/>
-        </w:rPr>
-        <w:t>【C级·参考】</w:t>
-      </w:r>
-      <w:r>
-        <w:rPr>
-          <w:rFonts w:ascii="Times New Roman" w:hAnsi="Times New Roman" w:eastAsia="黑体"/>
-          <w:b w:val="0"/>
-          <w:color w:val="888888"/>
-          <w:sz w:val="24"/>
-        </w:rPr>
-        <w:t>游戏业明星制作人时代落幕！姐夫破防：”离开暴雪，邮件都没人回”</w:t>
-      </w:r>
-    </w:p>
-    <w:p>
-      <w:r>
-        <w:rPr>
-          <w:rFonts w:ascii="Times New Roman" w:hAnsi="Times New Roman" w:eastAsia="宋体"/>
-          <w:color w:val="888888"/>
-          <w:sz w:val="18"/>
-        </w:rPr>
-        <w:t>来源:GameLook | 时间:10-20 09:58</w:t>
-      </w:r>
-    </w:p>
-    <w:p>
-      <w:r>
-        <w:rPr>
-          <w:rFonts w:ascii="Times New Roman" w:hAnsi="Times New Roman" w:eastAsia="宋体"/>
-          <w:sz w:val="18"/>
-        </w:rPr>
-        <w:t>链接:</w:t>
-      </w:r>
-      <w:hyperlink r:id="rId33">
-        <w:r>
-          <w:rPr>
-            <w:color w:val="0563C1"/>
-            <w:u w:val="single"/>
-          </w:rPr>
-          <w:t>游戏业明星制作人时代落幕！姐夫破防：”离开暴雪，邮件都没人回”</w:t>
-        </w:r>
-      </w:hyperlink>
-    </w:p>
-    <w:p>
-      <w:pPr>
-        <w:pStyle w:val="Heading3"/>
-      </w:pPr>
-      <w:r>
-        <w:rPr>
-          <w:rFonts w:ascii="Times New Roman" w:hAnsi="Times New Roman" w:eastAsia="黑体"/>
-          <w:b w:val="0"/>
-          <w:color w:val="888888"/>
-          <w:sz w:val="24"/>
-        </w:rPr>
-        <w:t>【C级·参考】</w:t>
-      </w:r>
-      <w:r>
-        <w:rPr>
-          <w:rFonts w:ascii="Times New Roman" w:hAnsi="Times New Roman" w:eastAsia="黑体"/>
-          <w:b w:val="0"/>
-          <w:color w:val="888888"/>
-          <w:sz w:val="24"/>
-        </w:rPr>
-        <w:t>不止于游戏上线：从 Funtap Games 看越南本土发行商的角色转变</w:t>
-      </w:r>
-    </w:p>
-    <w:p>
-      <w:r>
-        <w:rPr>
-          <w:rFonts w:ascii="Times New Roman" w:hAnsi="Times New Roman" w:eastAsia="宋体"/>
-          <w:color w:val="888888"/>
-          <w:sz w:val="18"/>
-        </w:rPr>
-        <w:t>来源:GameLook | 时间:10-20 09:00</w:t>
-      </w:r>
-    </w:p>
-    <w:p>
-      <w:r>
-        <w:rPr>
-          <w:rFonts w:ascii="Times New Roman" w:hAnsi="Times New Roman" w:eastAsia="宋体"/>
-          <w:sz w:val="18"/>
-        </w:rPr>
-        <w:t>链接:</w:t>
-      </w:r>
-      <w:hyperlink r:id="rId34">
-        <w:r>
-          <w:rPr>
-            <w:color w:val="0563C1"/>
-            <w:u w:val="single"/>
-          </w:rPr>
-          <w:t>不止于游戏上线：从 Funtap Games 看越南本土发行商的角色转变</w:t>
-        </w:r>
-      </w:hyperlink>
-    </w:p>
-    <w:p>
-      <w:pPr>
-        <w:pStyle w:val="Heading2"/>
-      </w:pPr>
-      <w:r>
-        <w:rPr>
-          <w:rFonts w:ascii="Times New Roman" w:hAnsi="Times New Roman" w:eastAsia="黑体"/>
-          <w:sz w:val="28"/>
-        </w:rPr>
-        <w:t>消费/以旧换新/新餐饮</w:t>
-      </w:r>
     </w:p>
     <w:p>
       <w:pPr>
@@ -1482,7 +1227,7 @@
         </w:rPr>
         <w:t>链接:</w:t>
       </w:r>
-      <w:hyperlink r:id="rId35">
+      <w:hyperlink r:id="rId30">
         <w:r>
           <w:rPr>
             <w:color w:val="0563C1"/>
@@ -1533,7 +1278,7 @@
         </w:rPr>
         <w:t>链接:</w:t>
       </w:r>
-      <w:hyperlink r:id="rId36">
+      <w:hyperlink r:id="rId31">
         <w:r>
           <w:rPr>
             <w:color w:val="0563C1"/>
@@ -1584,64 +1329,13 @@
         </w:rPr>
         <w:t>链接:</w:t>
       </w:r>
-      <w:hyperlink r:id="rId37">
+      <w:hyperlink r:id="rId32">
         <w:r>
           <w:rPr>
             <w:color w:val="0563C1"/>
             <w:u w:val="single"/>
           </w:rPr>
           <w:t>首发价 9599 元：索尼 FE 50mm F1.4 GM 全画幅镜头 6259 元国补直降</w:t>
-        </w:r>
-      </w:hyperlink>
-    </w:p>
-    <w:p>
-      <w:pPr>
-        <w:pStyle w:val="Heading3"/>
-      </w:pPr>
-      <w:r>
-        <w:rPr>
-          <w:rFonts w:ascii="Times New Roman" w:hAnsi="Times New Roman" w:eastAsia="黑体"/>
-          <w:b w:val="0"/>
-          <w:color w:val="888888"/>
-          <w:sz w:val="24"/>
-        </w:rPr>
-        <w:t>【C级·参考】</w:t>
-      </w:r>
-      <w:r>
-        <w:rPr>
-          <w:rFonts w:ascii="Times New Roman" w:hAnsi="Times New Roman" w:eastAsia="黑体"/>
-          <w:b w:val="0"/>
-          <w:color w:val="888888"/>
-          <w:sz w:val="24"/>
-        </w:rPr>
-        <w:t>单机身 8091 元国补直降：索尼 Alpha 7C II 全画幅微单京东 11.11 破冰新低</w:t>
-      </w:r>
-    </w:p>
-    <w:p>
-      <w:r>
-        <w:rPr>
-          <w:rFonts w:ascii="Times New Roman" w:hAnsi="Times New Roman" w:eastAsia="宋体"/>
-          <w:color w:val="888888"/>
-          <w:sz w:val="18"/>
-        </w:rPr>
-        <w:t>来源:IT之家 | 时间:10-20 18:06</w:t>
-      </w:r>
-    </w:p>
-    <w:p>
-      <w:r>
-        <w:rPr>
-          <w:rFonts w:ascii="Times New Roman" w:hAnsi="Times New Roman" w:eastAsia="宋体"/>
-          <w:sz w:val="18"/>
-        </w:rPr>
-        <w:t>链接:</w:t>
-      </w:r>
-      <w:hyperlink r:id="rId38">
-        <w:r>
-          <w:rPr>
-            <w:color w:val="0563C1"/>
-            <w:u w:val="single"/>
-          </w:rPr>
-          <w:t>单机身 8091 元国补直降：索尼 Alpha 7C II 全画幅微单京东 11.11 破冰新低</w:t>
         </w:r>
       </w:hyperlink>
     </w:p>
@@ -1671,7 +1365,7 @@
           <w:rFonts w:ascii="Times New Roman" w:hAnsi="Times New Roman" w:eastAsia="宋体"/>
           <w:sz w:val="18"/>
         </w:rPr>
-        <w:t>IT之家(60)、GameLook(14)、HackerNews(7)、Bing新闻(9)</w:t>
+        <w:t>IT之家(60)、HackerNews(6)、Bing新闻(7)</w:t>
       </w:r>
     </w:p>
     <w:p>
@@ -1688,7 +1382,7 @@
           <w:rFonts w:ascii="Times New Roman" w:hAnsi="Times New Roman" w:eastAsia="宋体"/>
           <w:sz w:val="18"/>
         </w:rPr>
-        <w:t>36氪(no entries)</w:t>
+        <w:t>36氪(no entries)、GameLook(HTTP 502)</w:t>
       </w:r>
     </w:p>
     <w:p>
